--- a/ImpactCalc/Руководство пользователя.docx
+++ b/ImpactCalc/Руководство пользователя.docx
@@ -82,34 +82,103 @@
     </w:p>
     <w:p>
       <w:pPr>
-        <w:ind w:left="-567" w:firstLine="567"/>
-        <w:rPr>
-          <w:rFonts w:ascii="Times New Roman" w:hAnsi="Times New Roman" w:cs="Times New Roman"/>
-          <w:sz w:val="28"/>
-          <w:szCs w:val="28"/>
-        </w:rPr>
-      </w:pPr>
-    </w:p>
-    <w:p>
-      <w:pPr>
-        <w:rPr>
-          <w:rFonts w:ascii="Times New Roman" w:hAnsi="Times New Roman" w:cs="Times New Roman"/>
-          <w:sz w:val="24"/>
-          <w:szCs w:val="24"/>
-        </w:rPr>
-      </w:pPr>
-    </w:p>
-    <w:p>
-      <w:pPr>
-        <w:spacing w:after="0" w:line="360" w:lineRule="auto"/>
-        <w:jc w:val="both"/>
-        <w:rPr>
-          <w:rFonts w:ascii="Times New Roman" w:hAnsi="Times New Roman" w:cs="Times New Roman"/>
+        <w:spacing w:after="0" w:line="360" w:lineRule="auto"/>
+        <w:ind w:left="-567" w:firstLine="567"/>
+        <w:jc w:val="both"/>
+        <w:rPr>
+          <w:rFonts w:ascii="Times New Roman" w:hAnsi="Times New Roman" w:cs="Times New Roman"/>
+          <w:b/>
           <w:i/>
           <w:sz w:val="24"/>
           <w:szCs w:val="24"/>
         </w:rPr>
       </w:pPr>
+    </w:p>
+    <w:p>
+      <w:pPr>
+        <w:spacing w:after="0" w:line="360" w:lineRule="auto"/>
+        <w:ind w:left="-567" w:firstLine="567"/>
+        <w:jc w:val="both"/>
+        <w:rPr>
+          <w:rFonts w:ascii="Times New Roman" w:hAnsi="Times New Roman" w:cs="Times New Roman"/>
+          <w:b/>
+          <w:i/>
+          <w:sz w:val="24"/>
+          <w:szCs w:val="24"/>
+        </w:rPr>
+      </w:pPr>
+    </w:p>
+    <w:p>
+      <w:pPr>
+        <w:spacing w:after="0" w:line="360" w:lineRule="auto"/>
+        <w:ind w:left="-567" w:firstLine="567"/>
+        <w:jc w:val="both"/>
+        <w:rPr>
+          <w:rFonts w:ascii="Times New Roman" w:hAnsi="Times New Roman" w:cs="Times New Roman"/>
+          <w:b/>
+          <w:i/>
+          <w:sz w:val="24"/>
+          <w:szCs w:val="24"/>
+        </w:rPr>
+      </w:pPr>
+    </w:p>
+    <w:p>
+      <w:pPr>
+        <w:spacing w:after="0" w:line="360" w:lineRule="auto"/>
+        <w:ind w:left="-567" w:firstLine="567"/>
+        <w:jc w:val="both"/>
+        <w:rPr>
+          <w:rFonts w:ascii="Times New Roman" w:hAnsi="Times New Roman" w:cs="Times New Roman"/>
+          <w:b/>
+          <w:i/>
+          <w:sz w:val="24"/>
+          <w:szCs w:val="24"/>
+        </w:rPr>
+      </w:pPr>
+    </w:p>
+    <w:p>
+      <w:pPr>
+        <w:spacing w:after="0" w:line="360" w:lineRule="auto"/>
+        <w:ind w:left="-567" w:firstLine="567"/>
+        <w:jc w:val="both"/>
+        <w:rPr>
+          <w:rFonts w:ascii="Times New Roman" w:hAnsi="Times New Roman" w:cs="Times New Roman"/>
+          <w:b/>
+          <w:i/>
+          <w:sz w:val="24"/>
+          <w:szCs w:val="24"/>
+        </w:rPr>
+      </w:pPr>
+    </w:p>
+    <w:p>
+      <w:pPr>
+        <w:spacing w:after="0" w:line="360" w:lineRule="auto"/>
+        <w:ind w:left="-567" w:firstLine="567"/>
+        <w:jc w:val="both"/>
+        <w:rPr>
+          <w:rFonts w:ascii="Times New Roman" w:hAnsi="Times New Roman" w:cs="Times New Roman"/>
+          <w:b/>
+          <w:i/>
+          <w:sz w:val="24"/>
+          <w:szCs w:val="24"/>
+        </w:rPr>
+      </w:pPr>
+    </w:p>
+    <w:p>
+      <w:pPr>
+        <w:spacing w:after="0" w:line="360" w:lineRule="auto"/>
+        <w:ind w:left="-567" w:firstLine="567"/>
+        <w:jc w:val="both"/>
+        <w:rPr>
+          <w:rFonts w:ascii="Times New Roman" w:hAnsi="Times New Roman" w:cs="Times New Roman"/>
+          <w:b/>
+          <w:i/>
+          <w:sz w:val="24"/>
+          <w:szCs w:val="24"/>
+        </w:rPr>
+      </w:pPr>
+      <w:bookmarkStart w:id="0" w:name="_GoBack"/>
+      <w:bookmarkEnd w:id="0"/>
     </w:p>
     <w:p>
       <w:pPr>
@@ -426,23 +495,7 @@
           <w:sz w:val="24"/>
           <w:szCs w:val="24"/>
         </w:rPr>
-        <w:t>далее используя</w:t>
-      </w:r>
-      <w:r>
-        <w:rPr>
-          <w:rFonts w:ascii="Times New Roman" w:hAnsi="Times New Roman" w:cs="Times New Roman"/>
-          <w:sz w:val="24"/>
-          <w:szCs w:val="24"/>
-        </w:rPr>
-        <w:t xml:space="preserve"> ползунок</w:t>
-      </w:r>
-      <w:r>
-        <w:rPr>
-          <w:rFonts w:ascii="Times New Roman" w:hAnsi="Times New Roman" w:cs="Times New Roman"/>
-          <w:sz w:val="24"/>
-          <w:szCs w:val="24"/>
-        </w:rPr>
-        <w:t xml:space="preserve"> устанавливается экономическая значимость (конвертируемость) заданной задачи для валовой добавленной стоимости. Интервал в переделах от 0 до 1;</w:t>
+        <w:t>далее требуется задать уровень технологической готовности (УГТ) из выпадающего списка, что определяет вероятность качественного внедрения;</w:t>
       </w:r>
     </w:p>
     <w:p>
@@ -470,7 +523,59 @@
           <w:sz w:val="24"/>
           <w:szCs w:val="24"/>
         </w:rPr>
-        <w:t>нажать на кнопку «Вычислить потенциальный вклад», после чего снизу будет отображен приблизительный диапазон потенциального роста ВДС (см. рис. 2);</w:t>
+        <w:t>используя</w:t>
+      </w:r>
+      <w:r>
+        <w:rPr>
+          <w:rFonts w:ascii="Times New Roman" w:hAnsi="Times New Roman" w:cs="Times New Roman"/>
+          <w:sz w:val="24"/>
+          <w:szCs w:val="24"/>
+        </w:rPr>
+        <w:t xml:space="preserve"> ползунок</w:t>
+      </w:r>
+      <w:r>
+        <w:rPr>
+          <w:rFonts w:ascii="Times New Roman" w:hAnsi="Times New Roman" w:cs="Times New Roman"/>
+          <w:sz w:val="24"/>
+          <w:szCs w:val="24"/>
+        </w:rPr>
+        <w:t xml:space="preserve"> устанавливается экономическая значимость (конвертируемость) заданной задачи для валовой добавленной стоимости. Интервал в переделах от 0 до 1;</w:t>
+      </w:r>
+    </w:p>
+    <w:p>
+      <w:pPr>
+        <w:pStyle w:val="a3"/>
+        <w:numPr>
+          <w:ilvl w:val="0"/>
+          <w:numId w:val="1"/>
+        </w:numPr>
+        <w:tabs>
+          <w:tab w:val="left" w:pos="851"/>
+        </w:tabs>
+        <w:spacing w:after="0" w:line="360" w:lineRule="auto"/>
+        <w:ind w:left="0" w:firstLine="567"/>
+        <w:jc w:val="both"/>
+        <w:rPr>
+          <w:rFonts w:ascii="Times New Roman" w:hAnsi="Times New Roman" w:cs="Times New Roman"/>
+          <w:sz w:val="24"/>
+          <w:szCs w:val="24"/>
+        </w:rPr>
+      </w:pPr>
+      <w:r>
+        <w:rPr>
+          <w:rFonts w:ascii="Times New Roman" w:hAnsi="Times New Roman" w:cs="Times New Roman"/>
+          <w:sz w:val="24"/>
+          <w:szCs w:val="24"/>
+        </w:rPr>
+        <w:t>нажать на кнопку «Вычислить потенциальный вклад», после чего снизу будет отображен приблизительный ди</w:t>
+      </w:r>
+      <w:r>
+        <w:rPr>
+          <w:rFonts w:ascii="Times New Roman" w:hAnsi="Times New Roman" w:cs="Times New Roman"/>
+          <w:sz w:val="24"/>
+          <w:szCs w:val="24"/>
+        </w:rPr>
+        <w:t>апазон потенциального роста ВДС;</w:t>
       </w:r>
     </w:p>
     <w:p>
@@ -518,101 +623,6 @@
           <w:sz w:val="24"/>
           <w:szCs w:val="24"/>
           <w:lang w:eastAsia="ru-RU"/>
-        </w:rPr>
-        <w:drawing>
-          <wp:inline distT="0" distB="0" distL="0" distR="0">
-            <wp:extent cx="3734248" cy="2181200"/>
-            <wp:effectExtent l="0" t="0" r="0" b="0"/>
-            <wp:docPr id="1" name="Рисунок 1" descr="C:\Users\Albert\Desktop\Снимок1.PNG"/>
-            <wp:cNvGraphicFramePr>
-              <a:graphicFrameLocks xmlns:a="http://schemas.openxmlformats.org/drawingml/2006/main" noChangeAspect="1"/>
-            </wp:cNvGraphicFramePr>
-            <a:graphic xmlns:a="http://schemas.openxmlformats.org/drawingml/2006/main">
-              <a:graphicData uri="http://schemas.openxmlformats.org/drawingml/2006/picture">
-                <pic:pic xmlns:pic="http://schemas.openxmlformats.org/drawingml/2006/picture">
-                  <pic:nvPicPr>
-                    <pic:cNvPr id="0" name="Picture 1" descr="C:\Users\Albert\Desktop\Снимок1.PNG"/>
-                    <pic:cNvPicPr>
-                      <a:picLocks noChangeAspect="1" noChangeArrowheads="1"/>
-                    </pic:cNvPicPr>
-                  </pic:nvPicPr>
-                  <pic:blipFill>
-                    <a:blip r:embed="rId5">
-                      <a:extLst>
-                        <a:ext uri="{28A0092B-C50C-407E-A947-70E740481C1C}">
-                          <a14:useLocalDpi xmlns:a14="http://schemas.microsoft.com/office/drawing/2010/main" val="0"/>
-                        </a:ext>
-                      </a:extLst>
-                    </a:blip>
-                    <a:srcRect/>
-                    <a:stretch>
-                      <a:fillRect/>
-                    </a:stretch>
-                  </pic:blipFill>
-                  <pic:spPr bwMode="auto">
-                    <a:xfrm>
-                      <a:off x="0" y="0"/>
-                      <a:ext cx="3751512" cy="2191284"/>
-                    </a:xfrm>
-                    <a:prstGeom prst="rect">
-                      <a:avLst/>
-                    </a:prstGeom>
-                    <a:noFill/>
-                    <a:ln>
-                      <a:noFill/>
-                    </a:ln>
-                  </pic:spPr>
-                </pic:pic>
-              </a:graphicData>
-            </a:graphic>
-          </wp:inline>
-        </w:drawing>
-      </w:r>
-    </w:p>
-    <w:p>
-      <w:pPr>
-        <w:pStyle w:val="a3"/>
-        <w:tabs>
-          <w:tab w:val="left" w:pos="851"/>
-        </w:tabs>
-        <w:spacing w:after="0" w:line="360" w:lineRule="auto"/>
-        <w:ind w:left="-567" w:firstLine="567"/>
-        <w:jc w:val="center"/>
-        <w:rPr>
-          <w:rFonts w:ascii="Times New Roman" w:hAnsi="Times New Roman" w:cs="Times New Roman"/>
-          <w:sz w:val="24"/>
-          <w:szCs w:val="24"/>
-        </w:rPr>
-      </w:pPr>
-      <w:r>
-        <w:rPr>
-          <w:rFonts w:ascii="Times New Roman" w:hAnsi="Times New Roman" w:cs="Times New Roman"/>
-          <w:sz w:val="24"/>
-          <w:szCs w:val="24"/>
-        </w:rPr>
-        <w:t>Рис. 1. Пользовательский интерфейс программного средства</w:t>
-      </w:r>
-    </w:p>
-    <w:p>
-      <w:pPr>
-        <w:pStyle w:val="a3"/>
-        <w:tabs>
-          <w:tab w:val="left" w:pos="851"/>
-        </w:tabs>
-        <w:spacing w:after="0" w:line="360" w:lineRule="auto"/>
-        <w:ind w:left="-567" w:firstLine="567"/>
-        <w:jc w:val="center"/>
-        <w:rPr>
-          <w:rFonts w:ascii="Times New Roman" w:hAnsi="Times New Roman" w:cs="Times New Roman"/>
-          <w:sz w:val="24"/>
-          <w:szCs w:val="24"/>
-        </w:rPr>
-      </w:pPr>
-      <w:r>
-        <w:rPr>
-          <w:rFonts w:ascii="Times New Roman" w:hAnsi="Times New Roman" w:cs="Times New Roman"/>
-          <w:sz w:val="24"/>
-          <w:szCs w:val="24"/>
         </w:rPr>
         <w:lastRenderedPageBreak/>
         <w:pict>
@@ -635,8 +645,8 @@
             <v:path o:extrusionok="f" gradientshapeok="t" o:connecttype="rect"/>
             <o:lock v:ext="edit" aspectratio="t"/>
           </v:shapetype>
-          <v:shape id="_x0000_i1026" type="#_x0000_t75" style="width:301.5pt;height:176.25pt">
-            <v:imagedata r:id="rId6" o:title="Снимок2"/>
+          <v:shape id="_x0000_i1042" type="#_x0000_t75" style="width:324.75pt;height:218.25pt">
+            <v:imagedata r:id="rId5" o:title="Снимок1"/>
           </v:shape>
         </w:pict>
       </w:r>
@@ -662,7 +672,7 @@
           <w:sz w:val="24"/>
           <w:szCs w:val="24"/>
         </w:rPr>
-        <w:t>Рис. 2. Пример вычисления потенциальной выгоды</w:t>
+        <w:t>Рис. 1. Пользовательский интерфейс программного средства</w:t>
       </w:r>
     </w:p>
     <w:p>
@@ -673,20 +683,24 @@
         </w:tabs>
         <w:spacing w:after="0" w:line="360" w:lineRule="auto"/>
         <w:ind w:left="-567" w:firstLine="567"/>
-        <w:jc w:val="both"/>
-        <w:rPr>
-          <w:rFonts w:ascii="Times New Roman" w:hAnsi="Times New Roman" w:cs="Times New Roman"/>
-          <w:sz w:val="24"/>
-          <w:szCs w:val="24"/>
-        </w:rPr>
-      </w:pPr>
-      <w:r>
-        <w:rPr>
-          <w:rFonts w:ascii="Times New Roman" w:hAnsi="Times New Roman" w:cs="Times New Roman"/>
-          <w:sz w:val="24"/>
-          <w:szCs w:val="24"/>
-        </w:rPr>
-        <w:t>Обратите внимание, что после вычисления в верхнем меню счётчик внедрения теперь указывает 1, то есть выполнен расчёт выгод от внедрения для одной конкретной задачи (см. рис. 2). Если необходимо выполнить внедрение сразу для нескольких задач, то после каждого вычисления необходимо повторить шаги с 3 по 5 (см. алгоритм работы программного средства выше). В результате будет получен совокупный диапазон приблизительной экономической выгоды по целому набору задач. Если же требуется начать новый расчёт, то необходимо нажать кнопку «Сброс».</w:t>
+        <w:jc w:val="center"/>
+        <w:rPr>
+          <w:rFonts w:ascii="Times New Roman" w:hAnsi="Times New Roman" w:cs="Times New Roman"/>
+          <w:sz w:val="24"/>
+          <w:szCs w:val="24"/>
+        </w:rPr>
+      </w:pPr>
+      <w:r>
+        <w:rPr>
+          <w:rFonts w:ascii="Times New Roman" w:hAnsi="Times New Roman" w:cs="Times New Roman"/>
+          <w:sz w:val="24"/>
+          <w:szCs w:val="24"/>
+        </w:rPr>
+        <w:pict>
+          <v:shape id="_x0000_i1040" type="#_x0000_t75" style="width:324.75pt;height:216.75pt">
+            <v:imagedata r:id="rId6" o:title="Снимок2"/>
+          </v:shape>
+        </w:pict>
       </w:r>
     </w:p>
     <w:p>
@@ -697,90 +711,20 @@
         </w:tabs>
         <w:spacing w:after="0" w:line="360" w:lineRule="auto"/>
         <w:ind w:left="-567" w:firstLine="567"/>
-        <w:jc w:val="both"/>
-        <w:rPr>
-          <w:rFonts w:ascii="Times New Roman" w:hAnsi="Times New Roman" w:cs="Times New Roman"/>
-          <w:sz w:val="24"/>
-          <w:szCs w:val="24"/>
-        </w:rPr>
-      </w:pPr>
-      <w:r>
-        <w:rPr>
-          <w:rFonts w:ascii="Times New Roman" w:hAnsi="Times New Roman" w:cs="Times New Roman"/>
-          <w:b/>
-          <w:i/>
-          <w:sz w:val="24"/>
-          <w:szCs w:val="24"/>
-        </w:rPr>
-        <w:t>Расширенны</w:t>
-      </w:r>
-      <w:r>
-        <w:rPr>
-          <w:rFonts w:ascii="Times New Roman" w:hAnsi="Times New Roman" w:cs="Times New Roman"/>
-          <w:b/>
-          <w:i/>
-          <w:sz w:val="24"/>
-          <w:szCs w:val="24"/>
-        </w:rPr>
-        <w:t>е</w:t>
-      </w:r>
-      <w:r>
-        <w:rPr>
-          <w:rFonts w:ascii="Times New Roman" w:hAnsi="Times New Roman" w:cs="Times New Roman"/>
-          <w:b/>
-          <w:i/>
-          <w:sz w:val="24"/>
-          <w:szCs w:val="24"/>
-        </w:rPr>
-        <w:t xml:space="preserve"> настройки.</w:t>
-      </w:r>
-      <w:r>
-        <w:rPr>
-          <w:rFonts w:ascii="Times New Roman" w:hAnsi="Times New Roman" w:cs="Times New Roman"/>
-          <w:sz w:val="24"/>
-          <w:szCs w:val="24"/>
-        </w:rPr>
-        <w:t xml:space="preserve"> Программное средство также позволяет выполнить более тонкую настройку вычислений, открывая доступ к выбору диапазона</w:t>
-      </w:r>
-      <w:r>
-        <w:rPr>
-          <w:rFonts w:ascii="Times New Roman" w:hAnsi="Times New Roman" w:cs="Times New Roman"/>
-          <w:sz w:val="24"/>
-          <w:szCs w:val="24"/>
-        </w:rPr>
-        <w:t xml:space="preserve"> вероятности качественного</w:t>
-      </w:r>
-      <w:r>
-        <w:rPr>
-          <w:rFonts w:ascii="Times New Roman" w:hAnsi="Times New Roman" w:cs="Times New Roman"/>
-          <w:sz w:val="24"/>
-          <w:szCs w:val="24"/>
-        </w:rPr>
-        <w:t xml:space="preserve"> внедрения, основанного на уровне технологической готовности</w:t>
-      </w:r>
-      <w:r>
-        <w:rPr>
-          <w:rFonts w:ascii="Times New Roman" w:hAnsi="Times New Roman" w:cs="Times New Roman"/>
-          <w:sz w:val="24"/>
-          <w:szCs w:val="24"/>
-        </w:rPr>
-        <w:t xml:space="preserve"> (УГТ)</w:t>
-      </w:r>
-      <w:r>
-        <w:rPr>
-          <w:rFonts w:ascii="Times New Roman" w:hAnsi="Times New Roman" w:cs="Times New Roman"/>
-          <w:sz w:val="24"/>
-          <w:szCs w:val="24"/>
-        </w:rPr>
-        <w:t xml:space="preserve">, а также </w:t>
-      </w:r>
-      <w:r>
-        <w:rPr>
-          <w:rFonts w:ascii="Times New Roman" w:hAnsi="Times New Roman" w:cs="Times New Roman"/>
-          <w:sz w:val="24"/>
-          <w:szCs w:val="24"/>
-        </w:rPr>
-        <w:t>диапазону потенциального улучшения технического процесса на основе внедрения машинного обучения.</w:t>
+        <w:jc w:val="center"/>
+        <w:rPr>
+          <w:rFonts w:ascii="Times New Roman" w:hAnsi="Times New Roman" w:cs="Times New Roman"/>
+          <w:sz w:val="24"/>
+          <w:szCs w:val="24"/>
+        </w:rPr>
+      </w:pPr>
+      <w:r>
+        <w:rPr>
+          <w:rFonts w:ascii="Times New Roman" w:hAnsi="Times New Roman" w:cs="Times New Roman"/>
+          <w:sz w:val="24"/>
+          <w:szCs w:val="24"/>
+        </w:rPr>
+        <w:t>Рис. 2. Пример вычисления потенциальной выгоды</w:t>
       </w:r>
     </w:p>
     <w:p>
@@ -804,7 +748,7 @@
           <w:sz w:val="24"/>
           <w:szCs w:val="24"/>
         </w:rPr>
-        <w:t>Чтобы получить доступ к этим настройкам, необходимо в верхнем меню нажать «Дополнительно», а в выпавшем списке выбрать «Расширенные настройки». После этого интерфейс программного средства увеличится и в нём появятся новые элементы, позволяющие задать значения отмеченных компонент (см. рис. 3).</w:t>
+        <w:t>Обратите внимание, что после вычисления в верхнем меню счётчик внедрения теперь указывает 1, то есть выполнен расчёт выгод от внедрения для одной конкретной задачи (см. рис. 2). Если необходимо выполнить внедрение сразу для нескольких задач, то после каждого вычисления необходимо повторить шаги с 3 по 5 (см. алгоритм работы программного средства выше). В результате будет получен совокупный диапазон приблизительной экономической выгоды по целому набору задач. Если же требуется начать новый расчёт, то необходимо нажать кнопку «Сброс».</w:t>
       </w:r>
     </w:p>
     <w:p>
@@ -825,14 +769,48 @@
       <w:r>
         <w:rPr>
           <w:rFonts w:ascii="Times New Roman" w:hAnsi="Times New Roman" w:cs="Times New Roman"/>
-          <w:sz w:val="24"/>
-          <w:szCs w:val="24"/>
-        </w:rPr>
-        <w:pict>
-          <v:shape id="_x0000_i1030" type="#_x0000_t75" style="width:467.25pt;height:139.5pt">
-            <v:imagedata r:id="rId7" o:title="Снимок3"/>
-          </v:shape>
-        </w:pict>
+          <w:b/>
+          <w:i/>
+          <w:sz w:val="24"/>
+          <w:szCs w:val="24"/>
+        </w:rPr>
+        <w:t>Расширенны</w:t>
+      </w:r>
+      <w:r>
+        <w:rPr>
+          <w:rFonts w:ascii="Times New Roman" w:hAnsi="Times New Roman" w:cs="Times New Roman"/>
+          <w:b/>
+          <w:i/>
+          <w:sz w:val="24"/>
+          <w:szCs w:val="24"/>
+        </w:rPr>
+        <w:t>е</w:t>
+      </w:r>
+      <w:r>
+        <w:rPr>
+          <w:rFonts w:ascii="Times New Roman" w:hAnsi="Times New Roman" w:cs="Times New Roman"/>
+          <w:b/>
+          <w:i/>
+          <w:sz w:val="24"/>
+          <w:szCs w:val="24"/>
+        </w:rPr>
+        <w:t xml:space="preserve"> настройки.</w:t>
+      </w:r>
+      <w:r>
+        <w:rPr>
+          <w:rFonts w:ascii="Times New Roman" w:hAnsi="Times New Roman" w:cs="Times New Roman"/>
+          <w:sz w:val="24"/>
+          <w:szCs w:val="24"/>
+        </w:rPr>
+        <w:t xml:space="preserve"> Программное средство также позволяет выполнить более тонкую настройку вычислений, открывая доступ к </w:t>
+      </w:r>
+      <w:r>
+        <w:rPr>
+          <w:rFonts w:ascii="Times New Roman" w:hAnsi="Times New Roman" w:cs="Times New Roman"/>
+          <w:sz w:val="24"/>
+          <w:szCs w:val="24"/>
+        </w:rPr>
+        <w:t>диапазону потенциального улучшения технического процесса на основе внедрения машинного обучения.</w:t>
       </w:r>
     </w:p>
     <w:p>
@@ -843,20 +821,21 @@
         </w:tabs>
         <w:spacing w:after="0" w:line="360" w:lineRule="auto"/>
         <w:ind w:left="-567" w:firstLine="567"/>
-        <w:jc w:val="center"/>
-        <w:rPr>
-          <w:rFonts w:ascii="Times New Roman" w:hAnsi="Times New Roman" w:cs="Times New Roman"/>
-          <w:sz w:val="24"/>
-          <w:szCs w:val="24"/>
-        </w:rPr>
-      </w:pPr>
-      <w:r>
-        <w:rPr>
-          <w:rFonts w:ascii="Times New Roman" w:hAnsi="Times New Roman" w:cs="Times New Roman"/>
-          <w:sz w:val="24"/>
-          <w:szCs w:val="24"/>
-        </w:rPr>
-        <w:t>Рис. 2. Программное средство в режиме расширенных настроек</w:t>
+        <w:jc w:val="both"/>
+        <w:rPr>
+          <w:rFonts w:ascii="Times New Roman" w:hAnsi="Times New Roman" w:cs="Times New Roman"/>
+          <w:sz w:val="24"/>
+          <w:szCs w:val="24"/>
+        </w:rPr>
+      </w:pPr>
+      <w:r>
+        <w:rPr>
+          <w:rFonts w:ascii="Times New Roman" w:hAnsi="Times New Roman" w:cs="Times New Roman"/>
+          <w:sz w:val="24"/>
+          <w:szCs w:val="24"/>
+        </w:rPr>
+        <w:lastRenderedPageBreak/>
+        <w:t>Чтобы получить доступ к этим настройкам, необходимо в верхнем меню нажать «Дополнительно», а в выпавшем списке выбрать «Расширенные настройки». После этого интерфейс программного средства увеличится и в нём появятся новые элементы, позволяющие задать значения отмеченных компонент (см. рис. 3).</w:t>
       </w:r>
     </w:p>
     <w:p>
@@ -880,24 +859,11 @@
           <w:sz w:val="24"/>
           <w:szCs w:val="24"/>
         </w:rPr>
-        <w:t xml:space="preserve">При этом взаимодействие с программным средством меняется лишь частично. После выбора «Категории задачи», программное средство автоматически будет заполнять значения </w:t>
-      </w:r>
-      <w:r>
-        <w:rPr>
-          <w:rFonts w:ascii="Times New Roman" w:hAnsi="Times New Roman" w:cs="Times New Roman"/>
-          <w:sz w:val="24"/>
-          <w:szCs w:val="24"/>
-        </w:rPr>
-        <w:lastRenderedPageBreak/>
-        <w:t xml:space="preserve">диапазоны «от» и «до» на основе данных по умолчанию. </w:t>
-      </w:r>
-      <w:r>
-        <w:rPr>
-          <w:rFonts w:ascii="Times New Roman" w:hAnsi="Times New Roman" w:cs="Times New Roman"/>
-          <w:sz w:val="24"/>
-          <w:szCs w:val="24"/>
-        </w:rPr>
-        <w:t>Соответственно, перед реализацией вычисления (нажатие кнопки «Вычислить потенциальный вклад»), появляется возможность задать требуемый минимальный и максимальный уровень как вероятности качественного внедрения, так и потенциального улучшения выполнения задачи за счёт внедрения машинного обучения.</w:t>
+        <w:pict>
+          <v:shape id="_x0000_i1046" type="#_x0000_t75" style="width:467.25pt;height:171pt">
+            <v:imagedata r:id="rId7" o:title="Снимок3"/>
+          </v:shape>
+        </w:pict>
       </w:r>
     </w:p>
     <w:p>
@@ -908,20 +874,100 @@
         </w:tabs>
         <w:spacing w:after="0" w:line="360" w:lineRule="auto"/>
         <w:ind w:left="-567" w:firstLine="567"/>
-        <w:jc w:val="both"/>
-        <w:rPr>
-          <w:rFonts w:ascii="Times New Roman" w:hAnsi="Times New Roman" w:cs="Times New Roman"/>
-          <w:sz w:val="24"/>
-          <w:szCs w:val="24"/>
-        </w:rPr>
-      </w:pPr>
-      <w:r>
-        <w:rPr>
-          <w:rFonts w:ascii="Times New Roman" w:hAnsi="Times New Roman" w:cs="Times New Roman"/>
-          <w:sz w:val="24"/>
-          <w:szCs w:val="24"/>
-        </w:rPr>
-        <w:t>Диапазон вероятности качественного внедрения задается на основе выбора предполагаемого уровня УГТ из выпадающих списков, а диапазон процента улучшения заданной категории задачи устанавливается вручную</w:t>
+        <w:jc w:val="center"/>
+        <w:rPr>
+          <w:rFonts w:ascii="Times New Roman" w:hAnsi="Times New Roman" w:cs="Times New Roman"/>
+          <w:sz w:val="24"/>
+          <w:szCs w:val="24"/>
+        </w:rPr>
+      </w:pPr>
+      <w:r>
+        <w:rPr>
+          <w:rFonts w:ascii="Times New Roman" w:hAnsi="Times New Roman" w:cs="Times New Roman"/>
+          <w:sz w:val="24"/>
+          <w:szCs w:val="24"/>
+        </w:rPr>
+        <w:t xml:space="preserve">Рис. </w:t>
+      </w:r>
+      <w:r>
+        <w:rPr>
+          <w:rFonts w:ascii="Times New Roman" w:hAnsi="Times New Roman" w:cs="Times New Roman"/>
+          <w:sz w:val="24"/>
+          <w:szCs w:val="24"/>
+        </w:rPr>
+        <w:t>3</w:t>
+      </w:r>
+      <w:r>
+        <w:rPr>
+          <w:rFonts w:ascii="Times New Roman" w:hAnsi="Times New Roman" w:cs="Times New Roman"/>
+          <w:sz w:val="24"/>
+          <w:szCs w:val="24"/>
+        </w:rPr>
+        <w:t>. Программное средство в режиме расширенных настроек</w:t>
+      </w:r>
+    </w:p>
+    <w:p>
+      <w:pPr>
+        <w:pStyle w:val="a3"/>
+        <w:tabs>
+          <w:tab w:val="left" w:pos="851"/>
+        </w:tabs>
+        <w:spacing w:after="0" w:line="360" w:lineRule="auto"/>
+        <w:ind w:left="-567" w:firstLine="567"/>
+        <w:jc w:val="both"/>
+        <w:rPr>
+          <w:rFonts w:ascii="Times New Roman" w:hAnsi="Times New Roman" w:cs="Times New Roman"/>
+          <w:sz w:val="24"/>
+          <w:szCs w:val="24"/>
+        </w:rPr>
+      </w:pPr>
+      <w:r>
+        <w:rPr>
+          <w:rFonts w:ascii="Times New Roman" w:hAnsi="Times New Roman" w:cs="Times New Roman"/>
+          <w:sz w:val="24"/>
+          <w:szCs w:val="24"/>
+        </w:rPr>
+        <w:t xml:space="preserve">При этом взаимодействие с программным средством меняется лишь частично. После выбора «Категории задачи», программное средство автоматически будет заполнять значения диапазоны «от» и «до» на основе данных по умолчанию. </w:t>
+      </w:r>
+      <w:r>
+        <w:rPr>
+          <w:rFonts w:ascii="Times New Roman" w:hAnsi="Times New Roman" w:cs="Times New Roman"/>
+          <w:sz w:val="24"/>
+          <w:szCs w:val="24"/>
+        </w:rPr>
+        <w:t xml:space="preserve">Соответственно, перед реализацией вычисления (нажатие кнопки «Вычислить потенциальный вклад»), появляется возможность задать требуемый минимальный и максимальный </w:t>
+      </w:r>
+      <w:r>
+        <w:rPr>
+          <w:rFonts w:ascii="Times New Roman" w:hAnsi="Times New Roman" w:cs="Times New Roman"/>
+          <w:sz w:val="24"/>
+          <w:szCs w:val="24"/>
+        </w:rPr>
+        <w:t xml:space="preserve">уровень </w:t>
+      </w:r>
+      <w:r>
+        <w:rPr>
+          <w:rFonts w:ascii="Times New Roman" w:hAnsi="Times New Roman" w:cs="Times New Roman"/>
+          <w:sz w:val="24"/>
+          <w:szCs w:val="24"/>
+        </w:rPr>
+        <w:t>потенциального улучшения выполнения задачи за счёт внедрения машинного обучения.</w:t>
+      </w:r>
+      <w:r>
+        <w:rPr>
+          <w:rFonts w:ascii="Times New Roman" w:hAnsi="Times New Roman" w:cs="Times New Roman"/>
+          <w:sz w:val="24"/>
+          <w:szCs w:val="24"/>
+        </w:rPr>
+        <w:t xml:space="preserve"> Д</w:t>
+      </w:r>
+      <w:r>
+        <w:rPr>
+          <w:rFonts w:ascii="Times New Roman" w:hAnsi="Times New Roman" w:cs="Times New Roman"/>
+          <w:sz w:val="24"/>
+          <w:szCs w:val="24"/>
+        </w:rPr>
+        <w:t>иапазон процента улучшения заданной категории задачи устанавливается вручную</w:t>
       </w:r>
       <w:r>
         <w:rPr>
@@ -931,8 +977,6 @@
         </w:rPr>
         <w:t xml:space="preserve"> (интервал от 0 до 1)</w:t>
       </w:r>
-      <w:bookmarkStart w:id="0" w:name="_GoBack"/>
-      <w:bookmarkEnd w:id="0"/>
       <w:r>
         <w:rPr>
           <w:rFonts w:ascii="Times New Roman" w:hAnsi="Times New Roman" w:cs="Times New Roman"/>

--- a/ImpactCalc/Руководство пользователя.docx
+++ b/ImpactCalc/Руководство пользователя.docx
@@ -69,7 +69,15 @@
           <w:sz w:val="28"/>
           <w:szCs w:val="28"/>
         </w:rPr>
-        <w:t>4.0</w:t>
+        <w:t>5</w:t>
+      </w:r>
+      <w:r>
+        <w:rPr>
+          <w:rFonts w:ascii="Times New Roman" w:hAnsi="Times New Roman" w:cs="Times New Roman"/>
+          <w:sz w:val="28"/>
+          <w:szCs w:val="28"/>
+        </w:rPr>
+        <w:t>.0</w:t>
       </w:r>
       <w:r>
         <w:rPr>
@@ -177,8 +185,6 @@
           <w:szCs w:val="24"/>
         </w:rPr>
       </w:pPr>
-      <w:bookmarkStart w:id="0" w:name="_GoBack"/>
-      <w:bookmarkEnd w:id="0"/>
     </w:p>
     <w:p>
       <w:pPr>
@@ -187,8 +193,8 @@
         <w:jc w:val="both"/>
         <w:rPr>
           <w:rFonts w:ascii="Times New Roman" w:hAnsi="Times New Roman" w:cs="Times New Roman"/>
-          <w:sz w:val="24"/>
-          <w:szCs w:val="24"/>
+          <w:sz w:val="26"/>
+          <w:szCs w:val="26"/>
         </w:rPr>
       </w:pPr>
       <w:r>
@@ -196,116 +202,106 @@
           <w:rFonts w:ascii="Times New Roman" w:hAnsi="Times New Roman" w:cs="Times New Roman"/>
           <w:b/>
           <w:i/>
-          <w:sz w:val="24"/>
-          <w:szCs w:val="24"/>
-        </w:rPr>
-        <w:t>Краткое описание</w:t>
-      </w:r>
+          <w:sz w:val="26"/>
+          <w:szCs w:val="26"/>
+        </w:rPr>
+        <w:t xml:space="preserve">Краткое описание. </w:t>
+      </w:r>
+      <w:r>
+        <w:rPr>
+          <w:rFonts w:ascii="Times New Roman" w:hAnsi="Times New Roman" w:cs="Times New Roman"/>
+          <w:sz w:val="26"/>
+          <w:szCs w:val="26"/>
+        </w:rPr>
+        <w:t xml:space="preserve">Программное средство </w:t>
+      </w:r>
+      <w:proofErr w:type="spellStart"/>
+      <w:r>
+        <w:rPr>
+          <w:rFonts w:ascii="Times New Roman" w:hAnsi="Times New Roman" w:cs="Times New Roman"/>
+          <w:sz w:val="26"/>
+          <w:szCs w:val="26"/>
+          <w:lang w:val="en-US"/>
+        </w:rPr>
+        <w:t>ImpactCalc</w:t>
+      </w:r>
+      <w:proofErr w:type="spellEnd"/>
+      <w:r>
+        <w:rPr>
+          <w:rFonts w:ascii="Times New Roman" w:hAnsi="Times New Roman" w:cs="Times New Roman"/>
+          <w:sz w:val="26"/>
+          <w:szCs w:val="26"/>
+        </w:rPr>
+        <w:t>.</w:t>
+      </w:r>
+      <w:r>
+        <w:rPr>
+          <w:rFonts w:ascii="Times New Roman" w:hAnsi="Times New Roman" w:cs="Times New Roman"/>
+          <w:sz w:val="26"/>
+          <w:szCs w:val="26"/>
+          <w:lang w:val="en-US"/>
+        </w:rPr>
+        <w:t>py</w:t>
+      </w:r>
+      <w:r>
+        <w:rPr>
+          <w:rFonts w:ascii="Times New Roman" w:hAnsi="Times New Roman" w:cs="Times New Roman"/>
+          <w:sz w:val="26"/>
+          <w:szCs w:val="26"/>
+        </w:rPr>
+        <w:t xml:space="preserve"> предназначено для вычисления приблизительного диапазона потенциальной экономической выгоды (валовой добавленной стоимости) от внедрения машинного обучения (искусственного интеллекта) для решения определенного технического процесса. Вычисления основано на простой модели, учитывающий следующие три компоненты: экономический вес задачи (уровень конвертируемости потенциального прироста</w:t>
+      </w:r>
+      <w:r>
+        <w:rPr>
+          <w:rFonts w:ascii="Times New Roman" w:hAnsi="Times New Roman" w:cs="Times New Roman"/>
+          <w:sz w:val="26"/>
+          <w:szCs w:val="26"/>
+        </w:rPr>
+        <w:t xml:space="preserve"> в ВДС), ожидаемое улучшение заданной задачи алгоритмом машинного обучения, а также вероятность реализации качественного внедрения.</w:t>
+      </w:r>
+    </w:p>
+    <w:p>
+      <w:pPr>
+        <w:spacing w:after="0" w:line="360" w:lineRule="auto"/>
+        <w:ind w:left="-567" w:firstLine="567"/>
+        <w:jc w:val="both"/>
+        <w:rPr>
+          <w:rFonts w:ascii="Times New Roman" w:hAnsi="Times New Roman" w:cs="Times New Roman"/>
+          <w:sz w:val="26"/>
+          <w:szCs w:val="26"/>
+        </w:rPr>
+      </w:pPr>
       <w:r>
         <w:rPr>
           <w:rFonts w:ascii="Times New Roman" w:hAnsi="Times New Roman" w:cs="Times New Roman"/>
           <w:b/>
           <w:i/>
-          <w:sz w:val="24"/>
-          <w:szCs w:val="24"/>
-        </w:rPr>
-        <w:t xml:space="preserve">. </w:t>
-      </w:r>
-      <w:r>
-        <w:rPr>
-          <w:rFonts w:ascii="Times New Roman" w:hAnsi="Times New Roman" w:cs="Times New Roman"/>
-          <w:sz w:val="24"/>
-          <w:szCs w:val="24"/>
-        </w:rPr>
-        <w:t xml:space="preserve">Программное средство </w:t>
-      </w:r>
-      <w:proofErr w:type="spellStart"/>
-      <w:r>
-        <w:rPr>
-          <w:rFonts w:ascii="Times New Roman" w:hAnsi="Times New Roman" w:cs="Times New Roman"/>
-          <w:sz w:val="24"/>
-          <w:szCs w:val="24"/>
-          <w:lang w:val="en-US"/>
-        </w:rPr>
-        <w:t>ImpactCalc</w:t>
-      </w:r>
-      <w:proofErr w:type="spellEnd"/>
-      <w:r>
-        <w:rPr>
-          <w:rFonts w:ascii="Times New Roman" w:hAnsi="Times New Roman" w:cs="Times New Roman"/>
-          <w:sz w:val="24"/>
-          <w:szCs w:val="24"/>
-        </w:rPr>
-        <w:t>.</w:t>
-      </w:r>
-      <w:r>
-        <w:rPr>
-          <w:rFonts w:ascii="Times New Roman" w:hAnsi="Times New Roman" w:cs="Times New Roman"/>
-          <w:sz w:val="24"/>
-          <w:szCs w:val="24"/>
-          <w:lang w:val="en-US"/>
-        </w:rPr>
-        <w:t>py</w:t>
-      </w:r>
-      <w:r>
-        <w:rPr>
-          <w:rFonts w:ascii="Times New Roman" w:hAnsi="Times New Roman" w:cs="Times New Roman"/>
-          <w:sz w:val="24"/>
-          <w:szCs w:val="24"/>
-        </w:rPr>
-        <w:t xml:space="preserve"> предназначено для вычисления приблизительного диапазона потенциальной экономической выгоды (валовой добавленной стоимости) от внедрения машинного обучения (искусственного интеллекта) для решения определенного технического процесса. Вычисления основано на простой модели, учитывающий следующие три компоненты: экономический вес задачи (уровень конвертируемости потенциального прироста</w:t>
-      </w:r>
-      <w:r>
-        <w:rPr>
-          <w:rFonts w:ascii="Times New Roman" w:hAnsi="Times New Roman" w:cs="Times New Roman"/>
-          <w:sz w:val="24"/>
-          <w:szCs w:val="24"/>
-        </w:rPr>
-        <w:t xml:space="preserve"> в ВДС), ожидаемое улучшение заданной задачи алгоритмом машинного обучения, а также вероятность реализации качественного внедрения.</w:t>
-      </w:r>
-    </w:p>
-    <w:p>
-      <w:pPr>
-        <w:spacing w:after="0" w:line="360" w:lineRule="auto"/>
-        <w:ind w:left="-567" w:firstLine="567"/>
-        <w:jc w:val="both"/>
-        <w:rPr>
-          <w:rFonts w:ascii="Times New Roman" w:hAnsi="Times New Roman" w:cs="Times New Roman"/>
-          <w:sz w:val="24"/>
-          <w:szCs w:val="24"/>
-        </w:rPr>
-      </w:pPr>
-      <w:r>
-        <w:rPr>
-          <w:rFonts w:ascii="Times New Roman" w:hAnsi="Times New Roman" w:cs="Times New Roman"/>
-          <w:b/>
-          <w:i/>
-          <w:sz w:val="24"/>
-          <w:szCs w:val="24"/>
+          <w:sz w:val="26"/>
+          <w:szCs w:val="26"/>
         </w:rPr>
         <w:t xml:space="preserve">Запуск и использование. </w:t>
       </w:r>
       <w:r>
         <w:rPr>
           <w:rFonts w:ascii="Times New Roman" w:hAnsi="Times New Roman" w:cs="Times New Roman"/>
-          <w:sz w:val="24"/>
-          <w:szCs w:val="24"/>
+          <w:sz w:val="26"/>
+          <w:szCs w:val="26"/>
         </w:rPr>
         <w:t>Процесс взаимодействия с программным средством осуществ</w:t>
       </w:r>
       <w:r>
         <w:rPr>
           <w:rFonts w:ascii="Times New Roman" w:hAnsi="Times New Roman" w:cs="Times New Roman"/>
-          <w:sz w:val="24"/>
-          <w:szCs w:val="24"/>
+          <w:sz w:val="26"/>
+          <w:szCs w:val="26"/>
         </w:rPr>
         <w:t>ляется</w:t>
       </w:r>
       <w:r>
         <w:rPr>
           <w:rFonts w:ascii="Times New Roman" w:hAnsi="Times New Roman" w:cs="Times New Roman"/>
-          <w:sz w:val="24"/>
-          <w:szCs w:val="24"/>
+          <w:sz w:val="26"/>
+          <w:szCs w:val="26"/>
         </w:rPr>
         <w:t xml:space="preserve"> на основе следующих шагов:</w:t>
       </w:r>
@@ -325,15 +321,15 @@
         <w:jc w:val="both"/>
         <w:rPr>
           <w:rFonts w:ascii="Times New Roman" w:hAnsi="Times New Roman" w:cs="Times New Roman"/>
-          <w:sz w:val="24"/>
-          <w:szCs w:val="24"/>
-        </w:rPr>
-      </w:pPr>
-      <w:r>
-        <w:rPr>
-          <w:rFonts w:ascii="Times New Roman" w:hAnsi="Times New Roman" w:cs="Times New Roman"/>
-          <w:sz w:val="24"/>
-          <w:szCs w:val="24"/>
+          <w:sz w:val="26"/>
+          <w:szCs w:val="26"/>
+        </w:rPr>
+      </w:pPr>
+      <w:r>
+        <w:rPr>
+          <w:rFonts w:ascii="Times New Roman" w:hAnsi="Times New Roman" w:cs="Times New Roman"/>
+          <w:sz w:val="26"/>
+          <w:szCs w:val="26"/>
         </w:rPr>
         <w:t xml:space="preserve">запуск исполнительного файла </w:t>
       </w:r>
@@ -341,8 +337,8 @@
       <w:r>
         <w:rPr>
           <w:rFonts w:ascii="Times New Roman" w:hAnsi="Times New Roman" w:cs="Times New Roman"/>
-          <w:sz w:val="24"/>
-          <w:szCs w:val="24"/>
+          <w:sz w:val="26"/>
+          <w:szCs w:val="26"/>
           <w:lang w:val="en-US"/>
         </w:rPr>
         <w:t>ImpactCalc</w:t>
@@ -351,16 +347,16 @@
       <w:r>
         <w:rPr>
           <w:rFonts w:ascii="Times New Roman" w:hAnsi="Times New Roman" w:cs="Times New Roman"/>
-          <w:sz w:val="24"/>
-          <w:szCs w:val="24"/>
+          <w:sz w:val="26"/>
+          <w:szCs w:val="26"/>
         </w:rPr>
         <w:t>.</w:t>
       </w:r>
       <w:r>
         <w:rPr>
           <w:rFonts w:ascii="Times New Roman" w:hAnsi="Times New Roman" w:cs="Times New Roman"/>
-          <w:sz w:val="24"/>
-          <w:szCs w:val="24"/>
+          <w:sz w:val="26"/>
+          <w:szCs w:val="26"/>
           <w:lang w:val="en-US"/>
         </w:rPr>
         <w:t>py</w:t>
@@ -368,8 +364,8 @@
       <w:r>
         <w:rPr>
           <w:rFonts w:ascii="Times New Roman" w:hAnsi="Times New Roman" w:cs="Times New Roman"/>
-          <w:sz w:val="24"/>
-          <w:szCs w:val="24"/>
+          <w:sz w:val="26"/>
+          <w:szCs w:val="26"/>
         </w:rPr>
         <w:t>;</w:t>
       </w:r>
@@ -389,31 +385,31 @@
         <w:jc w:val="both"/>
         <w:rPr>
           <w:rFonts w:ascii="Times New Roman" w:hAnsi="Times New Roman" w:cs="Times New Roman"/>
-          <w:sz w:val="24"/>
-          <w:szCs w:val="24"/>
-        </w:rPr>
-      </w:pPr>
-      <w:r>
-        <w:rPr>
-          <w:rFonts w:ascii="Times New Roman" w:hAnsi="Times New Roman" w:cs="Times New Roman"/>
-          <w:sz w:val="24"/>
-          <w:szCs w:val="24"/>
+          <w:sz w:val="26"/>
+          <w:szCs w:val="26"/>
+        </w:rPr>
+      </w:pPr>
+      <w:r>
+        <w:rPr>
+          <w:rFonts w:ascii="Times New Roman" w:hAnsi="Times New Roman" w:cs="Times New Roman"/>
+          <w:sz w:val="26"/>
+          <w:szCs w:val="26"/>
         </w:rPr>
         <w:t xml:space="preserve">после запуска </w:t>
       </w:r>
       <w:r>
         <w:rPr>
           <w:rFonts w:ascii="Times New Roman" w:hAnsi="Times New Roman" w:cs="Times New Roman"/>
-          <w:sz w:val="24"/>
-          <w:szCs w:val="24"/>
+          <w:sz w:val="26"/>
+          <w:szCs w:val="26"/>
         </w:rPr>
         <w:t>будет отображен</w:t>
       </w:r>
       <w:r>
         <w:rPr>
           <w:rFonts w:ascii="Times New Roman" w:hAnsi="Times New Roman" w:cs="Times New Roman"/>
-          <w:sz w:val="24"/>
-          <w:szCs w:val="24"/>
+          <w:sz w:val="26"/>
+          <w:szCs w:val="26"/>
         </w:rPr>
         <w:t xml:space="preserve"> пользовательский интерфейс программного средства, представленный на рисунке 1;</w:t>
       </w:r>
@@ -433,39 +429,39 @@
         <w:jc w:val="both"/>
         <w:rPr>
           <w:rFonts w:ascii="Times New Roman" w:hAnsi="Times New Roman" w:cs="Times New Roman"/>
-          <w:sz w:val="24"/>
-          <w:szCs w:val="24"/>
-        </w:rPr>
-      </w:pPr>
-      <w:r>
-        <w:rPr>
-          <w:rFonts w:ascii="Times New Roman" w:hAnsi="Times New Roman" w:cs="Times New Roman"/>
-          <w:sz w:val="24"/>
-          <w:szCs w:val="24"/>
+          <w:sz w:val="26"/>
+          <w:szCs w:val="26"/>
+        </w:rPr>
+      </w:pPr>
+      <w:r>
+        <w:rPr>
+          <w:rFonts w:ascii="Times New Roman" w:hAnsi="Times New Roman" w:cs="Times New Roman"/>
+          <w:sz w:val="26"/>
+          <w:szCs w:val="26"/>
         </w:rPr>
         <w:t>необходимо выбрать категорию предполагаемой задачи из выпадающего списка</w:t>
       </w:r>
       <w:r>
         <w:rPr>
           <w:rFonts w:ascii="Times New Roman" w:hAnsi="Times New Roman" w:cs="Times New Roman"/>
-          <w:sz w:val="24"/>
-          <w:szCs w:val="24"/>
+          <w:sz w:val="26"/>
+          <w:szCs w:val="26"/>
         </w:rPr>
         <w:t>.</w:t>
       </w:r>
       <w:r>
         <w:rPr>
           <w:rFonts w:ascii="Times New Roman" w:hAnsi="Times New Roman" w:cs="Times New Roman"/>
-          <w:sz w:val="24"/>
-          <w:szCs w:val="24"/>
+          <w:sz w:val="26"/>
+          <w:szCs w:val="26"/>
         </w:rPr>
         <w:t xml:space="preserve"> По умолчанию </w:t>
       </w:r>
       <w:r>
         <w:rPr>
           <w:rFonts w:ascii="Times New Roman" w:hAnsi="Times New Roman" w:cs="Times New Roman"/>
-          <w:sz w:val="24"/>
-          <w:szCs w:val="24"/>
+          <w:sz w:val="26"/>
+          <w:szCs w:val="26"/>
         </w:rPr>
         <w:t>задана категория «Оптимизация»;</w:t>
       </w:r>
@@ -485,15 +481,15 @@
         <w:jc w:val="both"/>
         <w:rPr>
           <w:rFonts w:ascii="Times New Roman" w:hAnsi="Times New Roman" w:cs="Times New Roman"/>
-          <w:sz w:val="24"/>
-          <w:szCs w:val="24"/>
-        </w:rPr>
-      </w:pPr>
-      <w:r>
-        <w:rPr>
-          <w:rFonts w:ascii="Times New Roman" w:hAnsi="Times New Roman" w:cs="Times New Roman"/>
-          <w:sz w:val="24"/>
-          <w:szCs w:val="24"/>
+          <w:sz w:val="26"/>
+          <w:szCs w:val="26"/>
+        </w:rPr>
+      </w:pPr>
+      <w:r>
+        <w:rPr>
+          <w:rFonts w:ascii="Times New Roman" w:hAnsi="Times New Roman" w:cs="Times New Roman"/>
+          <w:sz w:val="26"/>
+          <w:szCs w:val="26"/>
         </w:rPr>
         <w:t>далее требуется задать уровень технологической готовности (УГТ) из выпадающего списка, что определяет вероятность качественного внедрения;</w:t>
       </w:r>
@@ -513,31 +509,31 @@
         <w:jc w:val="both"/>
         <w:rPr>
           <w:rFonts w:ascii="Times New Roman" w:hAnsi="Times New Roman" w:cs="Times New Roman"/>
-          <w:sz w:val="24"/>
-          <w:szCs w:val="24"/>
-        </w:rPr>
-      </w:pPr>
-      <w:r>
-        <w:rPr>
-          <w:rFonts w:ascii="Times New Roman" w:hAnsi="Times New Roman" w:cs="Times New Roman"/>
-          <w:sz w:val="24"/>
-          <w:szCs w:val="24"/>
+          <w:sz w:val="26"/>
+          <w:szCs w:val="26"/>
+        </w:rPr>
+      </w:pPr>
+      <w:r>
+        <w:rPr>
+          <w:rFonts w:ascii="Times New Roman" w:hAnsi="Times New Roman" w:cs="Times New Roman"/>
+          <w:sz w:val="26"/>
+          <w:szCs w:val="26"/>
         </w:rPr>
         <w:t>используя</w:t>
       </w:r>
       <w:r>
         <w:rPr>
           <w:rFonts w:ascii="Times New Roman" w:hAnsi="Times New Roman" w:cs="Times New Roman"/>
-          <w:sz w:val="24"/>
-          <w:szCs w:val="24"/>
+          <w:sz w:val="26"/>
+          <w:szCs w:val="26"/>
         </w:rPr>
         <w:t xml:space="preserve"> ползунок</w:t>
       </w:r>
       <w:r>
         <w:rPr>
           <w:rFonts w:ascii="Times New Roman" w:hAnsi="Times New Roman" w:cs="Times New Roman"/>
-          <w:sz w:val="24"/>
-          <w:szCs w:val="24"/>
+          <w:sz w:val="26"/>
+          <w:szCs w:val="26"/>
         </w:rPr>
         <w:t xml:space="preserve"> устанавливается экономическая значимость (конвертируемость) заданной задачи для валовой добавленной стоимости. Интервал в переделах от 0 до 1;</w:t>
       </w:r>
@@ -557,23 +553,23 @@
         <w:jc w:val="both"/>
         <w:rPr>
           <w:rFonts w:ascii="Times New Roman" w:hAnsi="Times New Roman" w:cs="Times New Roman"/>
-          <w:sz w:val="24"/>
-          <w:szCs w:val="24"/>
-        </w:rPr>
-      </w:pPr>
-      <w:r>
-        <w:rPr>
-          <w:rFonts w:ascii="Times New Roman" w:hAnsi="Times New Roman" w:cs="Times New Roman"/>
-          <w:sz w:val="24"/>
-          <w:szCs w:val="24"/>
+          <w:sz w:val="26"/>
+          <w:szCs w:val="26"/>
+        </w:rPr>
+      </w:pPr>
+      <w:r>
+        <w:rPr>
+          <w:rFonts w:ascii="Times New Roman" w:hAnsi="Times New Roman" w:cs="Times New Roman"/>
+          <w:sz w:val="26"/>
+          <w:szCs w:val="26"/>
         </w:rPr>
         <w:t>нажать на кнопку «Вычислить потенциальный вклад», после чего снизу будет отображен приблизительный ди</w:t>
       </w:r>
       <w:r>
         <w:rPr>
           <w:rFonts w:ascii="Times New Roman" w:hAnsi="Times New Roman" w:cs="Times New Roman"/>
-          <w:sz w:val="24"/>
-          <w:szCs w:val="24"/>
+          <w:sz w:val="26"/>
+          <w:szCs w:val="26"/>
         </w:rPr>
         <w:t>апазон потенциального роста ВДС;</w:t>
       </w:r>
@@ -588,15 +584,15 @@
         <w:jc w:val="both"/>
         <w:rPr>
           <w:rFonts w:ascii="Times New Roman" w:hAnsi="Times New Roman" w:cs="Times New Roman"/>
-          <w:sz w:val="24"/>
-          <w:szCs w:val="24"/>
-        </w:rPr>
-      </w:pPr>
-      <w:r>
-        <w:rPr>
-          <w:rFonts w:ascii="Times New Roman" w:hAnsi="Times New Roman" w:cs="Times New Roman"/>
-          <w:sz w:val="24"/>
-          <w:szCs w:val="24"/>
+          <w:sz w:val="26"/>
+          <w:szCs w:val="26"/>
+        </w:rPr>
+      </w:pPr>
+      <w:r>
+        <w:rPr>
+          <w:rFonts w:ascii="Times New Roman" w:hAnsi="Times New Roman" w:cs="Times New Roman"/>
+          <w:sz w:val="26"/>
+          <w:szCs w:val="26"/>
         </w:rPr>
         <w:t>На рисунке 2 представлен пример вычисления приблизительного диапазона для категории «Логистика» с экономическим весом задачи на уровне 0.3.</w:t>
       </w:r>
@@ -645,7 +641,7 @@
             <v:path o:extrusionok="f" gradientshapeok="t" o:connecttype="rect"/>
             <o:lock v:ext="edit" aspectratio="t"/>
           </v:shapetype>
-          <v:shape id="_x0000_i1042" type="#_x0000_t75" style="width:324.75pt;height:218.25pt">
+          <v:shape id="_x0000_i1025" type="#_x0000_t75" style="width:324.75pt;height:218.25pt">
             <v:imagedata r:id="rId5" o:title="Снимок1"/>
           </v:shape>
         </w:pict>
@@ -697,7 +693,7 @@
           <w:szCs w:val="24"/>
         </w:rPr>
         <w:pict>
-          <v:shape id="_x0000_i1040" type="#_x0000_t75" style="width:324.75pt;height:216.75pt">
+          <v:shape id="_x0000_i1026" type="#_x0000_t75" style="width:324.75pt;height:216.75pt">
             <v:imagedata r:id="rId6" o:title="Снимок2"/>
           </v:shape>
         </w:pict>
@@ -714,15 +710,15 @@
         <w:jc w:val="center"/>
         <w:rPr>
           <w:rFonts w:ascii="Times New Roman" w:hAnsi="Times New Roman" w:cs="Times New Roman"/>
-          <w:sz w:val="24"/>
-          <w:szCs w:val="24"/>
-        </w:rPr>
-      </w:pPr>
-      <w:r>
-        <w:rPr>
-          <w:rFonts w:ascii="Times New Roman" w:hAnsi="Times New Roman" w:cs="Times New Roman"/>
-          <w:sz w:val="24"/>
-          <w:szCs w:val="24"/>
+          <w:sz w:val="26"/>
+          <w:szCs w:val="26"/>
+        </w:rPr>
+      </w:pPr>
+      <w:r>
+        <w:rPr>
+          <w:rFonts w:ascii="Times New Roman" w:hAnsi="Times New Roman" w:cs="Times New Roman"/>
+          <w:sz w:val="26"/>
+          <w:szCs w:val="26"/>
         </w:rPr>
         <w:t>Рис. 2. Пример вычисления потенциальной выгоды</w:t>
       </w:r>
@@ -738,15 +734,15 @@
         <w:jc w:val="both"/>
         <w:rPr>
           <w:rFonts w:ascii="Times New Roman" w:hAnsi="Times New Roman" w:cs="Times New Roman"/>
-          <w:sz w:val="24"/>
-          <w:szCs w:val="24"/>
-        </w:rPr>
-      </w:pPr>
-      <w:r>
-        <w:rPr>
-          <w:rFonts w:ascii="Times New Roman" w:hAnsi="Times New Roman" w:cs="Times New Roman"/>
-          <w:sz w:val="24"/>
-          <w:szCs w:val="24"/>
+          <w:sz w:val="26"/>
+          <w:szCs w:val="26"/>
+        </w:rPr>
+      </w:pPr>
+      <w:r>
+        <w:rPr>
+          <w:rFonts w:ascii="Times New Roman" w:hAnsi="Times New Roman" w:cs="Times New Roman"/>
+          <w:sz w:val="26"/>
+          <w:szCs w:val="26"/>
         </w:rPr>
         <w:t>Обратите внимание, что после вычисления в верхнем меню счётчик внедрения теперь указывает 1, то есть выполнен расчёт выгод от внедрения для одной конкретной задачи (см. рис. 2). Если необходимо выполнить внедрение сразу для нескольких задач, то после каждого вычисления необходимо повторить шаги с 3 по 5 (см. алгоритм работы программного средства выше). В результате будет получен совокупный диапазон приблизительной экономической выгоды по целому набору задач. Если же требуется начать новый расчёт, то необходимо нажать кнопку «Сброс».</w:t>
       </w:r>
@@ -762,8 +758,8 @@
         <w:jc w:val="both"/>
         <w:rPr>
           <w:rFonts w:ascii="Times New Roman" w:hAnsi="Times New Roman" w:cs="Times New Roman"/>
-          <w:sz w:val="24"/>
-          <w:szCs w:val="24"/>
+          <w:sz w:val="26"/>
+          <w:szCs w:val="26"/>
         </w:rPr>
       </w:pPr>
       <w:r>
@@ -771,8 +767,8 @@
           <w:rFonts w:ascii="Times New Roman" w:hAnsi="Times New Roman" w:cs="Times New Roman"/>
           <w:b/>
           <w:i/>
-          <w:sz w:val="24"/>
-          <w:szCs w:val="24"/>
+          <w:sz w:val="26"/>
+          <w:szCs w:val="26"/>
         </w:rPr>
         <w:t>Расширенны</w:t>
       </w:r>
@@ -781,8 +777,8 @@
           <w:rFonts w:ascii="Times New Roman" w:hAnsi="Times New Roman" w:cs="Times New Roman"/>
           <w:b/>
           <w:i/>
-          <w:sz w:val="24"/>
-          <w:szCs w:val="24"/>
+          <w:sz w:val="26"/>
+          <w:szCs w:val="26"/>
         </w:rPr>
         <w:t>е</w:t>
       </w:r>
@@ -791,24 +787,24 @@
           <w:rFonts w:ascii="Times New Roman" w:hAnsi="Times New Roman" w:cs="Times New Roman"/>
           <w:b/>
           <w:i/>
-          <w:sz w:val="24"/>
-          <w:szCs w:val="24"/>
+          <w:sz w:val="26"/>
+          <w:szCs w:val="26"/>
         </w:rPr>
         <w:t xml:space="preserve"> настройки.</w:t>
       </w:r>
       <w:r>
         <w:rPr>
           <w:rFonts w:ascii="Times New Roman" w:hAnsi="Times New Roman" w:cs="Times New Roman"/>
-          <w:sz w:val="24"/>
-          <w:szCs w:val="24"/>
+          <w:sz w:val="26"/>
+          <w:szCs w:val="26"/>
         </w:rPr>
         <w:t xml:space="preserve"> Программное средство также позволяет выполнить более тонкую настройку вычислений, открывая доступ к </w:t>
       </w:r>
       <w:r>
         <w:rPr>
           <w:rFonts w:ascii="Times New Roman" w:hAnsi="Times New Roman" w:cs="Times New Roman"/>
-          <w:sz w:val="24"/>
-          <w:szCs w:val="24"/>
+          <w:sz w:val="26"/>
+          <w:szCs w:val="26"/>
         </w:rPr>
         <w:t>диапазону потенциального улучшения технического процесса на основе внедрения машинного обучения.</w:t>
       </w:r>
@@ -824,15 +820,15 @@
         <w:jc w:val="both"/>
         <w:rPr>
           <w:rFonts w:ascii="Times New Roman" w:hAnsi="Times New Roman" w:cs="Times New Roman"/>
-          <w:sz w:val="24"/>
-          <w:szCs w:val="24"/>
-        </w:rPr>
-      </w:pPr>
-      <w:r>
-        <w:rPr>
-          <w:rFonts w:ascii="Times New Roman" w:hAnsi="Times New Roman" w:cs="Times New Roman"/>
-          <w:sz w:val="24"/>
-          <w:szCs w:val="24"/>
+          <w:sz w:val="26"/>
+          <w:szCs w:val="26"/>
+        </w:rPr>
+      </w:pPr>
+      <w:r>
+        <w:rPr>
+          <w:rFonts w:ascii="Times New Roman" w:hAnsi="Times New Roman" w:cs="Times New Roman"/>
+          <w:sz w:val="26"/>
+          <w:szCs w:val="26"/>
         </w:rPr>
         <w:lastRenderedPageBreak/>
         <w:t>Чтобы получить доступ к этим настройкам, необходимо в верхнем меню нажать «Дополнительно», а в выпавшем списке выбрать «Расширенные настройки». После этого интерфейс программного средства увеличится и в нём появятся новые элементы, позволяющие задать значения отмеченных компонент (см. рис. 3).</w:t>
@@ -860,7 +856,7 @@
           <w:szCs w:val="24"/>
         </w:rPr>
         <w:pict>
-          <v:shape id="_x0000_i1046" type="#_x0000_t75" style="width:467.25pt;height:171pt">
+          <v:shape id="_x0000_i1027" type="#_x0000_t75" style="width:467.25pt;height:171pt">
             <v:imagedata r:id="rId7" o:title="Снимок3"/>
           </v:shape>
         </w:pict>
@@ -877,31 +873,31 @@
         <w:jc w:val="center"/>
         <w:rPr>
           <w:rFonts w:ascii="Times New Roman" w:hAnsi="Times New Roman" w:cs="Times New Roman"/>
-          <w:sz w:val="24"/>
-          <w:szCs w:val="24"/>
-        </w:rPr>
-      </w:pPr>
-      <w:r>
-        <w:rPr>
-          <w:rFonts w:ascii="Times New Roman" w:hAnsi="Times New Roman" w:cs="Times New Roman"/>
-          <w:sz w:val="24"/>
-          <w:szCs w:val="24"/>
+          <w:sz w:val="26"/>
+          <w:szCs w:val="26"/>
+        </w:rPr>
+      </w:pPr>
+      <w:r>
+        <w:rPr>
+          <w:rFonts w:ascii="Times New Roman" w:hAnsi="Times New Roman" w:cs="Times New Roman"/>
+          <w:sz w:val="26"/>
+          <w:szCs w:val="26"/>
         </w:rPr>
         <w:t xml:space="preserve">Рис. </w:t>
       </w:r>
       <w:r>
         <w:rPr>
           <w:rFonts w:ascii="Times New Roman" w:hAnsi="Times New Roman" w:cs="Times New Roman"/>
-          <w:sz w:val="24"/>
-          <w:szCs w:val="24"/>
+          <w:sz w:val="26"/>
+          <w:szCs w:val="26"/>
         </w:rPr>
         <w:t>3</w:t>
       </w:r>
       <w:r>
         <w:rPr>
           <w:rFonts w:ascii="Times New Roman" w:hAnsi="Times New Roman" w:cs="Times New Roman"/>
-          <w:sz w:val="24"/>
-          <w:szCs w:val="24"/>
+          <w:sz w:val="26"/>
+          <w:szCs w:val="26"/>
         </w:rPr>
         <w:t>. Программное средство в режиме расширенных настроек</w:t>
       </w:r>
@@ -917,71 +913,71 @@
         <w:jc w:val="both"/>
         <w:rPr>
           <w:rFonts w:ascii="Times New Roman" w:hAnsi="Times New Roman" w:cs="Times New Roman"/>
-          <w:sz w:val="24"/>
-          <w:szCs w:val="24"/>
-        </w:rPr>
-      </w:pPr>
-      <w:r>
-        <w:rPr>
-          <w:rFonts w:ascii="Times New Roman" w:hAnsi="Times New Roman" w:cs="Times New Roman"/>
-          <w:sz w:val="24"/>
-          <w:szCs w:val="24"/>
+          <w:sz w:val="26"/>
+          <w:szCs w:val="26"/>
+        </w:rPr>
+      </w:pPr>
+      <w:r>
+        <w:rPr>
+          <w:rFonts w:ascii="Times New Roman" w:hAnsi="Times New Roman" w:cs="Times New Roman"/>
+          <w:sz w:val="26"/>
+          <w:szCs w:val="26"/>
         </w:rPr>
         <w:t xml:space="preserve">При этом взаимодействие с программным средством меняется лишь частично. После выбора «Категории задачи», программное средство автоматически будет заполнять значения диапазоны «от» и «до» на основе данных по умолчанию. </w:t>
       </w:r>
       <w:r>
         <w:rPr>
           <w:rFonts w:ascii="Times New Roman" w:hAnsi="Times New Roman" w:cs="Times New Roman"/>
-          <w:sz w:val="24"/>
-          <w:szCs w:val="24"/>
+          <w:sz w:val="26"/>
+          <w:szCs w:val="26"/>
         </w:rPr>
         <w:t xml:space="preserve">Соответственно, перед реализацией вычисления (нажатие кнопки «Вычислить потенциальный вклад»), появляется возможность задать требуемый минимальный и максимальный </w:t>
       </w:r>
       <w:r>
         <w:rPr>
           <w:rFonts w:ascii="Times New Roman" w:hAnsi="Times New Roman" w:cs="Times New Roman"/>
-          <w:sz w:val="24"/>
-          <w:szCs w:val="24"/>
+          <w:sz w:val="26"/>
+          <w:szCs w:val="26"/>
         </w:rPr>
         <w:t xml:space="preserve">уровень </w:t>
       </w:r>
       <w:r>
         <w:rPr>
           <w:rFonts w:ascii="Times New Roman" w:hAnsi="Times New Roman" w:cs="Times New Roman"/>
-          <w:sz w:val="24"/>
-          <w:szCs w:val="24"/>
+          <w:sz w:val="26"/>
+          <w:szCs w:val="26"/>
         </w:rPr>
         <w:t>потенциального улучшения выполнения задачи за счёт внедрения машинного обучения.</w:t>
       </w:r>
       <w:r>
         <w:rPr>
           <w:rFonts w:ascii="Times New Roman" w:hAnsi="Times New Roman" w:cs="Times New Roman"/>
-          <w:sz w:val="24"/>
-          <w:szCs w:val="24"/>
+          <w:sz w:val="26"/>
+          <w:szCs w:val="26"/>
         </w:rPr>
         <w:t xml:space="preserve"> Д</w:t>
       </w:r>
       <w:r>
         <w:rPr>
           <w:rFonts w:ascii="Times New Roman" w:hAnsi="Times New Roman" w:cs="Times New Roman"/>
-          <w:sz w:val="24"/>
-          <w:szCs w:val="24"/>
+          <w:sz w:val="26"/>
+          <w:szCs w:val="26"/>
         </w:rPr>
         <w:t>иапазон процента улучшения заданной категории задачи устанавливается вручную</w:t>
       </w:r>
       <w:r>
         <w:rPr>
           <w:rFonts w:ascii="Times New Roman" w:hAnsi="Times New Roman" w:cs="Times New Roman"/>
-          <w:sz w:val="24"/>
-          <w:szCs w:val="24"/>
+          <w:sz w:val="26"/>
+          <w:szCs w:val="26"/>
         </w:rPr>
         <w:t xml:space="preserve"> (интервал от 0 до 1)</w:t>
       </w:r>
       <w:r>
         <w:rPr>
           <w:rFonts w:ascii="Times New Roman" w:hAnsi="Times New Roman" w:cs="Times New Roman"/>
-          <w:sz w:val="24"/>
-          <w:szCs w:val="24"/>
+          <w:sz w:val="26"/>
+          <w:szCs w:val="26"/>
         </w:rPr>
         <w:t xml:space="preserve">. </w:t>
       </w:r>
@@ -997,22 +993,1785 @@
         <w:jc w:val="both"/>
         <w:rPr>
           <w:rFonts w:ascii="Times New Roman" w:hAnsi="Times New Roman" w:cs="Times New Roman"/>
-          <w:sz w:val="24"/>
-          <w:szCs w:val="24"/>
-        </w:rPr>
-      </w:pPr>
-    </w:p>
-    <w:p>
-      <w:pPr>
-        <w:spacing w:after="0" w:line="360" w:lineRule="auto"/>
-        <w:ind w:left="-567" w:firstLine="567"/>
+          <w:sz w:val="26"/>
+          <w:szCs w:val="26"/>
+        </w:rPr>
+      </w:pPr>
+      <w:r>
+        <w:rPr>
+          <w:rFonts w:ascii="Times New Roman" w:hAnsi="Times New Roman" w:cs="Times New Roman"/>
+          <w:b/>
+          <w:i/>
+          <w:sz w:val="26"/>
+          <w:szCs w:val="26"/>
+        </w:rPr>
+        <w:t xml:space="preserve">Математический аппарат. </w:t>
+      </w:r>
+      <w:r>
+        <w:rPr>
+          <w:rFonts w:ascii="Times New Roman" w:hAnsi="Times New Roman" w:cs="Times New Roman"/>
+          <w:sz w:val="26"/>
+          <w:szCs w:val="26"/>
+        </w:rPr>
+        <w:t>Как было описано ранее, м</w:t>
+      </w:r>
+      <w:r>
+        <w:rPr>
+          <w:rFonts w:ascii="Times New Roman" w:hAnsi="Times New Roman" w:cs="Times New Roman"/>
+          <w:sz w:val="26"/>
+          <w:szCs w:val="26"/>
+        </w:rPr>
+        <w:t xml:space="preserve">одель оценки потенциальной выгоды </w:t>
+      </w:r>
+      <m:oMath>
+        <m:r>
+          <w:rPr>
+            <w:rFonts w:ascii="Cambria Math" w:hAnsi="Cambria Math" w:cs="Times New Roman"/>
+            <w:sz w:val="26"/>
+            <w:szCs w:val="26"/>
+            <w:lang w:val="en-US"/>
+          </w:rPr>
+          <m:t>PG</m:t>
+        </m:r>
+      </m:oMath>
+      <w:r>
+        <w:rPr>
+          <w:rFonts w:ascii="Times New Roman" w:eastAsiaTheme="minorEastAsia" w:hAnsi="Times New Roman" w:cs="Times New Roman"/>
+          <w:sz w:val="26"/>
+          <w:szCs w:val="26"/>
+        </w:rPr>
+        <w:t xml:space="preserve"> </w:t>
+      </w:r>
+      <w:r>
+        <w:rPr>
+          <w:rFonts w:ascii="Times New Roman" w:hAnsi="Times New Roman" w:cs="Times New Roman"/>
+          <w:sz w:val="26"/>
+          <w:szCs w:val="26"/>
+        </w:rPr>
+        <w:t xml:space="preserve">от внедрения МО/ИИ-основанных подходов реализована </w:t>
+      </w:r>
+      <w:r>
+        <w:rPr>
+          <w:rFonts w:ascii="Times New Roman" w:hAnsi="Times New Roman" w:cs="Times New Roman"/>
+          <w:sz w:val="26"/>
+          <w:szCs w:val="26"/>
+        </w:rPr>
+        <w:t>на основе трёх компонент</w:t>
+      </w:r>
+      <w:r>
+        <w:rPr>
+          <w:rFonts w:ascii="Times New Roman" w:hAnsi="Times New Roman" w:cs="Times New Roman"/>
+          <w:sz w:val="26"/>
+          <w:szCs w:val="26"/>
+        </w:rPr>
+        <w:t>:</w:t>
+      </w:r>
+    </w:p>
+    <w:p>
+      <w:pPr>
+        <w:pStyle w:val="a3"/>
+        <w:tabs>
+          <w:tab w:val="left" w:pos="851"/>
+        </w:tabs>
+        <w:spacing w:after="0" w:line="360" w:lineRule="auto"/>
+        <w:ind w:left="-567" w:firstLine="567"/>
+        <w:jc w:val="right"/>
+        <w:rPr>
+          <w:rFonts w:ascii="Times New Roman" w:eastAsiaTheme="minorEastAsia" w:hAnsi="Times New Roman" w:cs="Times New Roman"/>
+          <w:sz w:val="26"/>
+          <w:szCs w:val="26"/>
+          <w:lang w:val="en-US"/>
+        </w:rPr>
+      </w:pPr>
+      <m:oMath>
+        <m:r>
+          <w:rPr>
+            <w:rFonts w:ascii="Cambria Math" w:eastAsia="SimSun" w:hAnsi="Cambria Math" w:cs="Times New Roman"/>
+            <w:sz w:val="26"/>
+            <w:szCs w:val="26"/>
+            <w:lang w:val="en-US"/>
+          </w:rPr>
+          <m:t>PG</m:t>
+        </m:r>
+        <m:r>
+          <w:rPr>
+            <w:rFonts w:ascii="Cambria Math" w:eastAsia="SimSun" w:hAnsi="Cambria Math" w:cs="Times New Roman"/>
+            <w:sz w:val="26"/>
+            <w:szCs w:val="26"/>
+          </w:rPr>
+          <m:t>=</m:t>
+        </m:r>
+        <m:r>
+          <w:rPr>
+            <w:rFonts w:ascii="Cambria Math" w:eastAsia="SimSun" w:hAnsi="Cambria Math" w:cs="Times New Roman"/>
+            <w:sz w:val="26"/>
+            <w:szCs w:val="26"/>
+            <w:lang w:val="en-US"/>
+          </w:rPr>
+          <m:t>S</m:t>
+        </m:r>
+        <m:r>
+          <w:rPr>
+            <w:rFonts w:ascii="Cambria Math" w:eastAsia="SimSun" w:hAnsi="Cambria Math" w:cs="Times New Roman"/>
+            <w:sz w:val="26"/>
+            <w:szCs w:val="26"/>
+          </w:rPr>
+          <m:t>*</m:t>
+        </m:r>
+        <m:r>
+          <w:rPr>
+            <w:rFonts w:ascii="Cambria Math" w:eastAsia="SimSun" w:hAnsi="Cambria Math" w:cs="Times New Roman"/>
+            <w:sz w:val="26"/>
+            <w:szCs w:val="26"/>
+            <w:lang w:val="en-US"/>
+          </w:rPr>
+          <m:t>I</m:t>
+        </m:r>
+        <m:r>
+          <w:rPr>
+            <w:rFonts w:ascii="Cambria Math" w:eastAsia="SimSun" w:hAnsi="Cambria Math" w:cs="Times New Roman"/>
+            <w:sz w:val="26"/>
+            <w:szCs w:val="26"/>
+            <w:lang w:val="en-US"/>
+          </w:rPr>
+          <m:t>*C</m:t>
+        </m:r>
+      </m:oMath>
+      <w:r>
+        <w:rPr>
+          <w:rFonts w:ascii="Times New Roman" w:eastAsiaTheme="minorEastAsia" w:hAnsi="Times New Roman" w:cs="Times New Roman"/>
+          <w:sz w:val="26"/>
+          <w:szCs w:val="26"/>
+          <w:lang w:val="en-US"/>
+        </w:rPr>
+        <w:tab/>
+      </w:r>
+      <w:r>
+        <w:rPr>
+          <w:rFonts w:ascii="Times New Roman" w:eastAsiaTheme="minorEastAsia" w:hAnsi="Times New Roman" w:cs="Times New Roman"/>
+          <w:sz w:val="26"/>
+          <w:szCs w:val="26"/>
+          <w:lang w:val="en-US"/>
+        </w:rPr>
+        <w:tab/>
+      </w:r>
+      <w:r>
+        <w:rPr>
+          <w:rFonts w:ascii="Times New Roman" w:eastAsiaTheme="minorEastAsia" w:hAnsi="Times New Roman" w:cs="Times New Roman"/>
+          <w:sz w:val="26"/>
+          <w:szCs w:val="26"/>
+          <w:lang w:val="en-US"/>
+        </w:rPr>
+        <w:tab/>
+      </w:r>
+      <w:r>
+        <w:rPr>
+          <w:rFonts w:ascii="Times New Roman" w:eastAsiaTheme="minorEastAsia" w:hAnsi="Times New Roman" w:cs="Times New Roman"/>
+          <w:sz w:val="26"/>
+          <w:szCs w:val="26"/>
+          <w:lang w:val="en-US"/>
+        </w:rPr>
+        <w:tab/>
+      </w:r>
+      <w:r>
+        <w:rPr>
+          <w:rFonts w:ascii="Times New Roman" w:eastAsiaTheme="minorEastAsia" w:hAnsi="Times New Roman" w:cs="Times New Roman"/>
+          <w:sz w:val="26"/>
+          <w:szCs w:val="26"/>
+          <w:lang w:val="en-US"/>
+        </w:rPr>
+        <w:tab/>
+      </w:r>
+      <w:r>
+        <w:rPr>
+          <w:rFonts w:ascii="Times New Roman" w:eastAsiaTheme="minorEastAsia" w:hAnsi="Times New Roman" w:cs="Times New Roman"/>
+          <w:sz w:val="26"/>
+          <w:szCs w:val="26"/>
+          <w:lang w:val="en-US"/>
+        </w:rPr>
+        <w:tab/>
+        <w:t>(1)</w:t>
+      </w:r>
+    </w:p>
+    <w:p>
+      <w:pPr>
+        <w:tabs>
+          <w:tab w:val="left" w:pos="851"/>
+        </w:tabs>
+        <w:spacing w:after="0" w:line="360" w:lineRule="auto"/>
+        <w:ind w:left="-567"/>
         <w:jc w:val="both"/>
         <w:rPr>
           <w:rFonts w:ascii="Times New Roman" w:hAnsi="Times New Roman" w:cs="Times New Roman"/>
-          <w:sz w:val="24"/>
-          <w:szCs w:val="24"/>
-        </w:rPr>
-      </w:pPr>
+          <w:sz w:val="26"/>
+          <w:szCs w:val="26"/>
+        </w:rPr>
+      </w:pPr>
+      <w:r>
+        <w:rPr>
+          <w:rFonts w:ascii="Times New Roman" w:hAnsi="Times New Roman" w:cs="Times New Roman"/>
+          <w:sz w:val="26"/>
+          <w:szCs w:val="26"/>
+        </w:rPr>
+        <w:t xml:space="preserve">где </w:t>
+      </w:r>
+      <w:r>
+        <w:rPr>
+          <w:rFonts w:ascii="Times New Roman" w:hAnsi="Times New Roman" w:cs="Times New Roman"/>
+          <w:i/>
+          <w:sz w:val="26"/>
+          <w:szCs w:val="26"/>
+        </w:rPr>
+        <w:t>S</w:t>
+      </w:r>
+      <w:r>
+        <w:rPr>
+          <w:rFonts w:ascii="Times New Roman" w:hAnsi="Times New Roman" w:cs="Times New Roman"/>
+          <w:sz w:val="26"/>
+          <w:szCs w:val="26"/>
+        </w:rPr>
+        <w:t xml:space="preserve"> – коэффициент экономической значимости</w:t>
+      </w:r>
+      <w:r>
+        <w:rPr>
+          <w:rFonts w:ascii="Times New Roman" w:hAnsi="Times New Roman" w:cs="Times New Roman"/>
+          <w:sz w:val="26"/>
+          <w:szCs w:val="26"/>
+        </w:rPr>
+        <w:t xml:space="preserve"> (конвертируемости)</w:t>
+      </w:r>
+      <w:r>
+        <w:rPr>
+          <w:rFonts w:ascii="Times New Roman" w:hAnsi="Times New Roman" w:cs="Times New Roman"/>
+          <w:sz w:val="26"/>
+          <w:szCs w:val="26"/>
+        </w:rPr>
+        <w:t xml:space="preserve"> задачи</w:t>
+      </w:r>
+      <w:r>
+        <w:rPr>
+          <w:rFonts w:ascii="Times New Roman" w:hAnsi="Times New Roman" w:cs="Times New Roman"/>
+          <w:sz w:val="26"/>
+          <w:szCs w:val="26"/>
+        </w:rPr>
+        <w:t xml:space="preserve"> для ВДС</w:t>
+      </w:r>
+      <w:r>
+        <w:rPr>
+          <w:rFonts w:ascii="Times New Roman" w:hAnsi="Times New Roman" w:cs="Times New Roman"/>
+          <w:sz w:val="26"/>
+          <w:szCs w:val="26"/>
+        </w:rPr>
+        <w:t>, I – коэффициент потенциальной выгоды от использования МО/ИИ-основанного подхода</w:t>
+      </w:r>
+      <w:r>
+        <w:rPr>
+          <w:rFonts w:ascii="Times New Roman" w:hAnsi="Times New Roman" w:cs="Times New Roman"/>
+          <w:sz w:val="26"/>
+          <w:szCs w:val="26"/>
+        </w:rPr>
+        <w:t xml:space="preserve">, а </w:t>
+      </w:r>
+      <w:r>
+        <w:rPr>
+          <w:rFonts w:ascii="Times New Roman" w:hAnsi="Times New Roman" w:cs="Times New Roman"/>
+          <w:sz w:val="26"/>
+          <w:szCs w:val="26"/>
+        </w:rPr>
+        <w:t xml:space="preserve">C – </w:t>
+      </w:r>
+      <w:r>
+        <w:rPr>
+          <w:rFonts w:ascii="Times New Roman" w:hAnsi="Times New Roman" w:cs="Times New Roman"/>
+          <w:sz w:val="26"/>
+          <w:szCs w:val="26"/>
+        </w:rPr>
+        <w:t>вероятность качественного внедрения</w:t>
+      </w:r>
+      <w:r>
+        <w:rPr>
+          <w:rFonts w:ascii="Times New Roman" w:hAnsi="Times New Roman" w:cs="Times New Roman"/>
+          <w:sz w:val="26"/>
+          <w:szCs w:val="26"/>
+        </w:rPr>
+        <w:t xml:space="preserve"> МО/ИИ-основанных подходов в конкретной задаче, а.</w:t>
+      </w:r>
+      <w:r>
+        <w:rPr>
+          <w:rFonts w:ascii="Times New Roman" w:hAnsi="Times New Roman" w:cs="Times New Roman"/>
+          <w:sz w:val="26"/>
+          <w:szCs w:val="26"/>
+        </w:rPr>
+        <w:t xml:space="preserve"> Все три коэффициента задаются в интервале от 0 до 1.</w:t>
+      </w:r>
+    </w:p>
+    <w:p>
+      <w:pPr>
+        <w:tabs>
+          <w:tab w:val="left" w:pos="851"/>
+        </w:tabs>
+        <w:spacing w:after="0" w:line="360" w:lineRule="auto"/>
+        <w:ind w:left="-567" w:firstLine="567"/>
+        <w:jc w:val="both"/>
+        <w:rPr>
+          <w:rFonts w:ascii="Times New Roman" w:hAnsi="Times New Roman" w:cs="Times New Roman"/>
+          <w:sz w:val="26"/>
+          <w:szCs w:val="26"/>
+        </w:rPr>
+      </w:pPr>
+      <w:r>
+        <w:rPr>
+          <w:rFonts w:ascii="Times New Roman" w:hAnsi="Times New Roman" w:cs="Times New Roman"/>
+          <w:sz w:val="26"/>
+          <w:szCs w:val="26"/>
+        </w:rPr>
+        <w:t>Поскольку алгоритм вычисляет диапазон, то на основе (1) формируются два выражения для расчёта нижней</w:t>
+      </w:r>
+      <w:r>
+        <w:rPr>
+          <w:rFonts w:ascii="Times New Roman" w:hAnsi="Times New Roman" w:cs="Times New Roman"/>
+          <w:sz w:val="26"/>
+          <w:szCs w:val="26"/>
+        </w:rPr>
+        <w:t xml:space="preserve"> (-)</w:t>
+      </w:r>
+      <w:r>
+        <w:rPr>
+          <w:rFonts w:ascii="Times New Roman" w:hAnsi="Times New Roman" w:cs="Times New Roman"/>
+          <w:sz w:val="26"/>
+          <w:szCs w:val="26"/>
+        </w:rPr>
+        <w:t xml:space="preserve"> и верхней</w:t>
+      </w:r>
+      <w:r>
+        <w:rPr>
+          <w:rFonts w:ascii="Times New Roman" w:hAnsi="Times New Roman" w:cs="Times New Roman"/>
+          <w:sz w:val="26"/>
+          <w:szCs w:val="26"/>
+        </w:rPr>
+        <w:t xml:space="preserve"> (+)</w:t>
+      </w:r>
+      <w:r>
+        <w:rPr>
+          <w:rFonts w:ascii="Times New Roman" w:hAnsi="Times New Roman" w:cs="Times New Roman"/>
+          <w:sz w:val="26"/>
+          <w:szCs w:val="26"/>
+        </w:rPr>
+        <w:t xml:space="preserve"> границы </w:t>
+      </w:r>
+      <m:oMath>
+        <m:r>
+          <w:rPr>
+            <w:rFonts w:ascii="Cambria Math" w:eastAsia="SimSun" w:hAnsi="Cambria Math" w:cs="Times New Roman"/>
+            <w:sz w:val="26"/>
+            <w:szCs w:val="26"/>
+            <w:lang w:val="en-US"/>
+          </w:rPr>
+          <m:t>PG</m:t>
+        </m:r>
+      </m:oMath>
+      <w:r>
+        <w:rPr>
+          <w:rFonts w:ascii="Times New Roman" w:hAnsi="Times New Roman" w:cs="Times New Roman"/>
+          <w:sz w:val="26"/>
+          <w:szCs w:val="26"/>
+        </w:rPr>
+        <w:t>:</w:t>
+      </w:r>
+    </w:p>
+    <w:p>
+      <w:pPr>
+        <w:pStyle w:val="a3"/>
+        <w:tabs>
+          <w:tab w:val="left" w:pos="851"/>
+        </w:tabs>
+        <w:spacing w:after="0" w:line="360" w:lineRule="auto"/>
+        <w:ind w:left="-567" w:firstLine="567"/>
+        <w:jc w:val="right"/>
+        <w:rPr>
+          <w:rFonts w:ascii="Times New Roman" w:eastAsiaTheme="minorEastAsia" w:hAnsi="Times New Roman" w:cs="Times New Roman"/>
+          <w:sz w:val="26"/>
+          <w:szCs w:val="26"/>
+          <w:lang w:val="en-US"/>
+        </w:rPr>
+      </w:pPr>
+      <m:oMath>
+        <m:sSup>
+          <m:sSupPr>
+            <m:ctrlPr>
+              <w:rPr>
+                <w:rFonts w:ascii="Cambria Math" w:eastAsia="SimSun" w:hAnsi="Cambria Math" w:cs="Times New Roman"/>
+                <w:i/>
+                <w:sz w:val="26"/>
+                <w:szCs w:val="26"/>
+                <w:lang w:val="en-US"/>
+              </w:rPr>
+            </m:ctrlPr>
+          </m:sSupPr>
+          <m:e>
+            <m:r>
+              <w:rPr>
+                <w:rFonts w:ascii="Cambria Math" w:eastAsia="SimSun" w:hAnsi="Cambria Math" w:cs="Times New Roman"/>
+                <w:sz w:val="26"/>
+                <w:szCs w:val="26"/>
+                <w:lang w:val="en-US"/>
+              </w:rPr>
+              <m:t>PG</m:t>
+            </m:r>
+          </m:e>
+          <m:sup>
+            <m:r>
+              <w:rPr>
+                <w:rFonts w:ascii="Cambria Math" w:eastAsia="SimSun" w:hAnsi="Cambria Math" w:cs="Times New Roman"/>
+                <w:sz w:val="26"/>
+                <w:szCs w:val="26"/>
+                <w:lang w:val="en-US"/>
+              </w:rPr>
+              <m:t>+</m:t>
+            </m:r>
+          </m:sup>
+        </m:sSup>
+        <m:r>
+          <w:rPr>
+            <w:rFonts w:ascii="Cambria Math" w:eastAsia="SimSun" w:hAnsi="Cambria Math" w:cs="Times New Roman"/>
+            <w:sz w:val="26"/>
+            <w:szCs w:val="26"/>
+          </w:rPr>
+          <m:t>=</m:t>
+        </m:r>
+        <m:r>
+          <w:rPr>
+            <w:rFonts w:ascii="Cambria Math" w:eastAsia="SimSun" w:hAnsi="Cambria Math" w:cs="Times New Roman"/>
+            <w:sz w:val="26"/>
+            <w:szCs w:val="26"/>
+            <w:lang w:val="en-US"/>
+          </w:rPr>
+          <m:t>S</m:t>
+        </m:r>
+        <m:r>
+          <w:rPr>
+            <w:rFonts w:ascii="Cambria Math" w:eastAsia="SimSun" w:hAnsi="Cambria Math" w:cs="Times New Roman"/>
+            <w:sz w:val="26"/>
+            <w:szCs w:val="26"/>
+          </w:rPr>
+          <m:t>*</m:t>
+        </m:r>
+        <m:sSup>
+          <m:sSupPr>
+            <m:ctrlPr>
+              <w:rPr>
+                <w:rFonts w:ascii="Cambria Math" w:eastAsia="SimSun" w:hAnsi="Cambria Math" w:cs="Times New Roman"/>
+                <w:i/>
+                <w:sz w:val="26"/>
+                <w:szCs w:val="26"/>
+                <w:lang w:val="en-US"/>
+              </w:rPr>
+            </m:ctrlPr>
+          </m:sSupPr>
+          <m:e>
+            <m:r>
+              <w:rPr>
+                <w:rFonts w:ascii="Cambria Math" w:eastAsia="SimSun" w:hAnsi="Cambria Math" w:cs="Times New Roman"/>
+                <w:sz w:val="26"/>
+                <w:szCs w:val="26"/>
+                <w:lang w:val="en-US"/>
+              </w:rPr>
+              <m:t>I</m:t>
+            </m:r>
+          </m:e>
+          <m:sup>
+            <m:r>
+              <w:rPr>
+                <w:rFonts w:ascii="Cambria Math" w:eastAsia="SimSun" w:hAnsi="Cambria Math" w:cs="Times New Roman"/>
+                <w:sz w:val="26"/>
+                <w:szCs w:val="26"/>
+                <w:lang w:val="en-US"/>
+              </w:rPr>
+              <m:t>+</m:t>
+            </m:r>
+          </m:sup>
+        </m:sSup>
+        <m:r>
+          <w:rPr>
+            <w:rFonts w:ascii="Cambria Math" w:eastAsia="SimSun" w:hAnsi="Cambria Math" w:cs="Times New Roman"/>
+            <w:sz w:val="26"/>
+            <w:szCs w:val="26"/>
+            <w:lang w:val="en-US"/>
+          </w:rPr>
+          <m:t>*</m:t>
+        </m:r>
+        <m:sSup>
+          <m:sSupPr>
+            <m:ctrlPr>
+              <w:rPr>
+                <w:rFonts w:ascii="Cambria Math" w:eastAsia="SimSun" w:hAnsi="Cambria Math" w:cs="Times New Roman"/>
+                <w:i/>
+                <w:sz w:val="26"/>
+                <w:szCs w:val="26"/>
+                <w:lang w:val="en-US"/>
+              </w:rPr>
+            </m:ctrlPr>
+          </m:sSupPr>
+          <m:e>
+            <m:r>
+              <w:rPr>
+                <w:rFonts w:ascii="Cambria Math" w:eastAsia="SimSun" w:hAnsi="Cambria Math" w:cs="Times New Roman"/>
+                <w:sz w:val="26"/>
+                <w:szCs w:val="26"/>
+                <w:lang w:val="en-US"/>
+              </w:rPr>
+              <m:t>C</m:t>
+            </m:r>
+          </m:e>
+          <m:sup>
+            <m:r>
+              <w:rPr>
+                <w:rFonts w:ascii="Cambria Math" w:eastAsia="SimSun" w:hAnsi="Cambria Math" w:cs="Times New Roman"/>
+                <w:sz w:val="26"/>
+                <w:szCs w:val="26"/>
+                <w:lang w:val="en-US"/>
+              </w:rPr>
+              <m:t>+</m:t>
+            </m:r>
+          </m:sup>
+        </m:sSup>
+      </m:oMath>
+      <w:r>
+        <w:rPr>
+          <w:rFonts w:ascii="Times New Roman" w:eastAsiaTheme="minorEastAsia" w:hAnsi="Times New Roman" w:cs="Times New Roman"/>
+          <w:sz w:val="26"/>
+          <w:szCs w:val="26"/>
+          <w:lang w:val="en-US"/>
+        </w:rPr>
+        <w:tab/>
+      </w:r>
+      <w:r>
+        <w:rPr>
+          <w:rFonts w:ascii="Times New Roman" w:eastAsiaTheme="minorEastAsia" w:hAnsi="Times New Roman" w:cs="Times New Roman"/>
+          <w:sz w:val="26"/>
+          <w:szCs w:val="26"/>
+          <w:lang w:val="en-US"/>
+        </w:rPr>
+        <w:tab/>
+      </w:r>
+      <w:r>
+        <w:rPr>
+          <w:rFonts w:ascii="Times New Roman" w:eastAsiaTheme="minorEastAsia" w:hAnsi="Times New Roman" w:cs="Times New Roman"/>
+          <w:sz w:val="26"/>
+          <w:szCs w:val="26"/>
+          <w:lang w:val="en-US"/>
+        </w:rPr>
+        <w:tab/>
+      </w:r>
+      <w:r>
+        <w:rPr>
+          <w:rFonts w:ascii="Times New Roman" w:eastAsiaTheme="minorEastAsia" w:hAnsi="Times New Roman" w:cs="Times New Roman"/>
+          <w:sz w:val="26"/>
+          <w:szCs w:val="26"/>
+          <w:lang w:val="en-US"/>
+        </w:rPr>
+        <w:tab/>
+      </w:r>
+      <w:r>
+        <w:rPr>
+          <w:rFonts w:ascii="Times New Roman" w:eastAsiaTheme="minorEastAsia" w:hAnsi="Times New Roman" w:cs="Times New Roman"/>
+          <w:sz w:val="26"/>
+          <w:szCs w:val="26"/>
+          <w:lang w:val="en-US"/>
+        </w:rPr>
+        <w:tab/>
+      </w:r>
+      <w:r>
+        <w:rPr>
+          <w:rFonts w:ascii="Times New Roman" w:eastAsiaTheme="minorEastAsia" w:hAnsi="Times New Roman" w:cs="Times New Roman"/>
+          <w:sz w:val="26"/>
+          <w:szCs w:val="26"/>
+          <w:lang w:val="en-US"/>
+        </w:rPr>
+        <w:tab/>
+        <w:t>(</w:t>
+      </w:r>
+      <w:r>
+        <w:rPr>
+          <w:rFonts w:ascii="Times New Roman" w:eastAsiaTheme="minorEastAsia" w:hAnsi="Times New Roman" w:cs="Times New Roman"/>
+          <w:sz w:val="26"/>
+          <w:szCs w:val="26"/>
+        </w:rPr>
+        <w:t>2</w:t>
+      </w:r>
+      <w:r>
+        <w:rPr>
+          <w:rFonts w:ascii="Times New Roman" w:eastAsiaTheme="minorEastAsia" w:hAnsi="Times New Roman" w:cs="Times New Roman"/>
+          <w:sz w:val="26"/>
+          <w:szCs w:val="26"/>
+          <w:lang w:val="en-US"/>
+        </w:rPr>
+        <w:t>)</w:t>
+      </w:r>
+    </w:p>
+    <w:p>
+      <w:pPr>
+        <w:pStyle w:val="a3"/>
+        <w:tabs>
+          <w:tab w:val="left" w:pos="851"/>
+        </w:tabs>
+        <w:spacing w:after="0" w:line="360" w:lineRule="auto"/>
+        <w:ind w:left="-567" w:firstLine="567"/>
+        <w:jc w:val="right"/>
+        <w:rPr>
+          <w:rFonts w:ascii="Times New Roman" w:eastAsiaTheme="minorEastAsia" w:hAnsi="Times New Roman" w:cs="Times New Roman"/>
+          <w:sz w:val="26"/>
+          <w:szCs w:val="26"/>
+        </w:rPr>
+      </w:pPr>
+      <m:oMath>
+        <m:sSup>
+          <m:sSupPr>
+            <m:ctrlPr>
+              <w:rPr>
+                <w:rFonts w:ascii="Cambria Math" w:eastAsia="SimSun" w:hAnsi="Cambria Math" w:cs="Times New Roman"/>
+                <w:i/>
+                <w:sz w:val="26"/>
+                <w:szCs w:val="26"/>
+                <w:lang w:val="en-US"/>
+              </w:rPr>
+            </m:ctrlPr>
+          </m:sSupPr>
+          <m:e>
+            <m:r>
+              <w:rPr>
+                <w:rFonts w:ascii="Cambria Math" w:eastAsia="SimSun" w:hAnsi="Cambria Math" w:cs="Times New Roman"/>
+                <w:sz w:val="26"/>
+                <w:szCs w:val="26"/>
+                <w:lang w:val="en-US"/>
+              </w:rPr>
+              <m:t>PG</m:t>
+            </m:r>
+          </m:e>
+          <m:sup>
+            <m:r>
+              <w:rPr>
+                <w:rFonts w:ascii="Cambria Math" w:eastAsia="SimSun" w:hAnsi="Cambria Math" w:cs="Times New Roman"/>
+                <w:sz w:val="26"/>
+                <w:szCs w:val="26"/>
+                <w:lang w:val="en-US"/>
+              </w:rPr>
+              <m:t>-</m:t>
+            </m:r>
+          </m:sup>
+        </m:sSup>
+        <m:r>
+          <w:rPr>
+            <w:rFonts w:ascii="Cambria Math" w:eastAsia="SimSun" w:hAnsi="Cambria Math" w:cs="Times New Roman"/>
+            <w:sz w:val="26"/>
+            <w:szCs w:val="26"/>
+          </w:rPr>
+          <m:t>=</m:t>
+        </m:r>
+        <m:r>
+          <w:rPr>
+            <w:rFonts w:ascii="Cambria Math" w:eastAsia="SimSun" w:hAnsi="Cambria Math" w:cs="Times New Roman"/>
+            <w:sz w:val="26"/>
+            <w:szCs w:val="26"/>
+            <w:lang w:val="en-US"/>
+          </w:rPr>
+          <m:t>S</m:t>
+        </m:r>
+        <m:r>
+          <w:rPr>
+            <w:rFonts w:ascii="Cambria Math" w:eastAsia="SimSun" w:hAnsi="Cambria Math" w:cs="Times New Roman"/>
+            <w:sz w:val="26"/>
+            <w:szCs w:val="26"/>
+          </w:rPr>
+          <m:t>*</m:t>
+        </m:r>
+        <m:sSup>
+          <m:sSupPr>
+            <m:ctrlPr>
+              <w:rPr>
+                <w:rFonts w:ascii="Cambria Math" w:eastAsia="SimSun" w:hAnsi="Cambria Math" w:cs="Times New Roman"/>
+                <w:i/>
+                <w:sz w:val="26"/>
+                <w:szCs w:val="26"/>
+                <w:lang w:val="en-US"/>
+              </w:rPr>
+            </m:ctrlPr>
+          </m:sSupPr>
+          <m:e>
+            <m:r>
+              <w:rPr>
+                <w:rFonts w:ascii="Cambria Math" w:eastAsia="SimSun" w:hAnsi="Cambria Math" w:cs="Times New Roman"/>
+                <w:sz w:val="26"/>
+                <w:szCs w:val="26"/>
+                <w:lang w:val="en-US"/>
+              </w:rPr>
+              <m:t>I</m:t>
+            </m:r>
+          </m:e>
+          <m:sup>
+            <m:r>
+              <w:rPr>
+                <w:rFonts w:ascii="Cambria Math" w:eastAsia="SimSun" w:hAnsi="Cambria Math" w:cs="Times New Roman"/>
+                <w:sz w:val="26"/>
+                <w:szCs w:val="26"/>
+                <w:lang w:val="en-US"/>
+              </w:rPr>
+              <m:t>-</m:t>
+            </m:r>
+          </m:sup>
+        </m:sSup>
+        <m:r>
+          <w:rPr>
+            <w:rFonts w:ascii="Cambria Math" w:eastAsia="SimSun" w:hAnsi="Cambria Math" w:cs="Times New Roman"/>
+            <w:sz w:val="26"/>
+            <w:szCs w:val="26"/>
+            <w:lang w:val="en-US"/>
+          </w:rPr>
+          <m:t>*</m:t>
+        </m:r>
+        <m:sSup>
+          <m:sSupPr>
+            <m:ctrlPr>
+              <w:rPr>
+                <w:rFonts w:ascii="Cambria Math" w:eastAsia="SimSun" w:hAnsi="Cambria Math" w:cs="Times New Roman"/>
+                <w:i/>
+                <w:sz w:val="26"/>
+                <w:szCs w:val="26"/>
+                <w:lang w:val="en-US"/>
+              </w:rPr>
+            </m:ctrlPr>
+          </m:sSupPr>
+          <m:e>
+            <m:r>
+              <w:rPr>
+                <w:rFonts w:ascii="Cambria Math" w:eastAsia="SimSun" w:hAnsi="Cambria Math" w:cs="Times New Roman"/>
+                <w:sz w:val="26"/>
+                <w:szCs w:val="26"/>
+                <w:lang w:val="en-US"/>
+              </w:rPr>
+              <m:t>C</m:t>
+            </m:r>
+          </m:e>
+          <m:sup>
+            <m:r>
+              <w:rPr>
+                <w:rFonts w:ascii="Cambria Math" w:eastAsia="SimSun" w:hAnsi="Cambria Math" w:cs="Times New Roman"/>
+                <w:sz w:val="26"/>
+                <w:szCs w:val="26"/>
+                <w:lang w:val="en-US"/>
+              </w:rPr>
+              <m:t>-</m:t>
+            </m:r>
+          </m:sup>
+        </m:sSup>
+      </m:oMath>
+      <w:r>
+        <w:rPr>
+          <w:rFonts w:ascii="Times New Roman" w:eastAsiaTheme="minorEastAsia" w:hAnsi="Times New Roman" w:cs="Times New Roman"/>
+          <w:sz w:val="26"/>
+          <w:szCs w:val="26"/>
+          <w:lang w:val="en-US"/>
+        </w:rPr>
+        <w:tab/>
+      </w:r>
+      <w:r>
+        <w:rPr>
+          <w:rFonts w:ascii="Times New Roman" w:eastAsiaTheme="minorEastAsia" w:hAnsi="Times New Roman" w:cs="Times New Roman"/>
+          <w:sz w:val="26"/>
+          <w:szCs w:val="26"/>
+          <w:lang w:val="en-US"/>
+        </w:rPr>
+        <w:tab/>
+      </w:r>
+      <w:r>
+        <w:rPr>
+          <w:rFonts w:ascii="Times New Roman" w:eastAsiaTheme="minorEastAsia" w:hAnsi="Times New Roman" w:cs="Times New Roman"/>
+          <w:sz w:val="26"/>
+          <w:szCs w:val="26"/>
+          <w:lang w:val="en-US"/>
+        </w:rPr>
+        <w:tab/>
+      </w:r>
+      <w:r>
+        <w:rPr>
+          <w:rFonts w:ascii="Times New Roman" w:eastAsiaTheme="minorEastAsia" w:hAnsi="Times New Roman" w:cs="Times New Roman"/>
+          <w:sz w:val="26"/>
+          <w:szCs w:val="26"/>
+          <w:lang w:val="en-US"/>
+        </w:rPr>
+        <w:tab/>
+      </w:r>
+      <w:r>
+        <w:rPr>
+          <w:rFonts w:ascii="Times New Roman" w:eastAsiaTheme="minorEastAsia" w:hAnsi="Times New Roman" w:cs="Times New Roman"/>
+          <w:sz w:val="26"/>
+          <w:szCs w:val="26"/>
+          <w:lang w:val="en-US"/>
+        </w:rPr>
+        <w:tab/>
+      </w:r>
+      <w:r>
+        <w:rPr>
+          <w:rFonts w:ascii="Times New Roman" w:eastAsiaTheme="minorEastAsia" w:hAnsi="Times New Roman" w:cs="Times New Roman"/>
+          <w:sz w:val="26"/>
+          <w:szCs w:val="26"/>
+          <w:lang w:val="en-US"/>
+        </w:rPr>
+        <w:tab/>
+      </w:r>
+      <w:r>
+        <w:rPr>
+          <w:rFonts w:ascii="Times New Roman" w:eastAsiaTheme="minorEastAsia" w:hAnsi="Times New Roman" w:cs="Times New Roman"/>
+          <w:sz w:val="26"/>
+          <w:szCs w:val="26"/>
+        </w:rPr>
+        <w:t>(</w:t>
+      </w:r>
+      <w:r>
+        <w:rPr>
+          <w:rFonts w:ascii="Times New Roman" w:eastAsiaTheme="minorEastAsia" w:hAnsi="Times New Roman" w:cs="Times New Roman"/>
+          <w:sz w:val="26"/>
+          <w:szCs w:val="26"/>
+        </w:rPr>
+        <w:t>3</w:t>
+      </w:r>
+      <w:r>
+        <w:rPr>
+          <w:rFonts w:ascii="Times New Roman" w:eastAsiaTheme="minorEastAsia" w:hAnsi="Times New Roman" w:cs="Times New Roman"/>
+          <w:sz w:val="26"/>
+          <w:szCs w:val="26"/>
+        </w:rPr>
+        <w:t>)</w:t>
+      </w:r>
+    </w:p>
+    <w:p>
+      <w:pPr>
+        <w:tabs>
+          <w:tab w:val="left" w:pos="851"/>
+        </w:tabs>
+        <w:spacing w:after="0" w:line="360" w:lineRule="auto"/>
+        <w:ind w:left="-567"/>
+        <w:jc w:val="both"/>
+        <w:rPr>
+          <w:rFonts w:ascii="Times New Roman" w:eastAsiaTheme="minorEastAsia" w:hAnsi="Times New Roman" w:cs="Times New Roman"/>
+          <w:sz w:val="26"/>
+          <w:szCs w:val="26"/>
+        </w:rPr>
+      </w:pPr>
+      <w:r>
+        <w:rPr>
+          <w:rFonts w:ascii="Times New Roman" w:hAnsi="Times New Roman" w:cs="Times New Roman"/>
+          <w:sz w:val="26"/>
+          <w:szCs w:val="26"/>
+        </w:rPr>
+        <w:t xml:space="preserve">где в выражениях (2) и (3) компонента </w:t>
+      </w:r>
+      <m:oMath>
+        <m:r>
+          <w:rPr>
+            <w:rFonts w:ascii="Cambria Math" w:eastAsia="SimSun" w:hAnsi="Cambria Math" w:cs="Times New Roman"/>
+            <w:sz w:val="26"/>
+            <w:szCs w:val="26"/>
+            <w:lang w:val="en-US"/>
+          </w:rPr>
+          <m:t>S</m:t>
+        </m:r>
+      </m:oMath>
+      <w:r>
+        <w:rPr>
+          <w:rFonts w:ascii="Times New Roman" w:eastAsiaTheme="minorEastAsia" w:hAnsi="Times New Roman" w:cs="Times New Roman"/>
+          <w:sz w:val="26"/>
+          <w:szCs w:val="26"/>
+        </w:rPr>
+        <w:t xml:space="preserve"> не имеет верхнего индекса -/+, поскольку этот параметр не варьируется. Верхний индекс (-) свидетельствует о минимальном значении компоненты для вычисления нижней границы </w:t>
+      </w:r>
+      <m:oMath>
+        <m:sSup>
+          <m:sSupPr>
+            <m:ctrlPr>
+              <w:rPr>
+                <w:rFonts w:ascii="Cambria Math" w:eastAsia="SimSun" w:hAnsi="Cambria Math" w:cs="Times New Roman"/>
+                <w:i/>
+                <w:sz w:val="26"/>
+                <w:szCs w:val="26"/>
+                <w:lang w:val="en-US"/>
+              </w:rPr>
+            </m:ctrlPr>
+          </m:sSupPr>
+          <m:e>
+            <m:r>
+              <w:rPr>
+                <w:rFonts w:ascii="Cambria Math" w:eastAsia="SimSun" w:hAnsi="Cambria Math" w:cs="Times New Roman"/>
+                <w:sz w:val="26"/>
+                <w:szCs w:val="26"/>
+                <w:lang w:val="en-US"/>
+              </w:rPr>
+              <m:t>PG</m:t>
+            </m:r>
+          </m:e>
+          <m:sup>
+            <m:r>
+              <w:rPr>
+                <w:rFonts w:ascii="Cambria Math" w:eastAsia="SimSun" w:hAnsi="Cambria Math" w:cs="Times New Roman"/>
+                <w:sz w:val="26"/>
+                <w:szCs w:val="26"/>
+              </w:rPr>
+              <m:t>-</m:t>
+            </m:r>
+          </m:sup>
+        </m:sSup>
+      </m:oMath>
+      <w:r>
+        <w:rPr>
+          <w:rFonts w:ascii="Times New Roman" w:eastAsiaTheme="minorEastAsia" w:hAnsi="Times New Roman" w:cs="Times New Roman"/>
+          <w:sz w:val="26"/>
+          <w:szCs w:val="26"/>
+        </w:rPr>
+        <w:t>, а верхний индекс (+</w:t>
+      </w:r>
+      <w:r>
+        <w:rPr>
+          <w:rFonts w:ascii="Times New Roman" w:eastAsiaTheme="minorEastAsia" w:hAnsi="Times New Roman" w:cs="Times New Roman"/>
+          <w:sz w:val="26"/>
+          <w:szCs w:val="26"/>
+        </w:rPr>
+        <w:t>)</w:t>
+      </w:r>
+      <w:r>
+        <w:rPr>
+          <w:rFonts w:ascii="Times New Roman" w:eastAsiaTheme="minorEastAsia" w:hAnsi="Times New Roman" w:cs="Times New Roman"/>
+          <w:sz w:val="26"/>
+          <w:szCs w:val="26"/>
+        </w:rPr>
+        <w:t xml:space="preserve"> для максимальных значений компонент.</w:t>
+      </w:r>
+      <w:r>
+        <w:rPr>
+          <w:rFonts w:ascii="Times New Roman" w:eastAsiaTheme="minorEastAsia" w:hAnsi="Times New Roman" w:cs="Times New Roman"/>
+          <w:sz w:val="26"/>
+          <w:szCs w:val="26"/>
+        </w:rPr>
+        <w:t xml:space="preserve"> </w:t>
+      </w:r>
+      <w:bookmarkStart w:id="0" w:name="_GoBack"/>
+      <w:bookmarkEnd w:id="0"/>
+      <w:r>
+        <w:rPr>
+          <w:rFonts w:ascii="Times New Roman" w:hAnsi="Times New Roman" w:cs="Times New Roman"/>
+          <w:sz w:val="26"/>
+          <w:szCs w:val="26"/>
+        </w:rPr>
+        <w:t xml:space="preserve">Необходимо отметить, что для варьирования диапазона, компонента </w:t>
+      </w:r>
+      <m:oMath>
+        <m:sSup>
+          <m:sSupPr>
+            <m:ctrlPr>
+              <w:rPr>
+                <w:rFonts w:ascii="Cambria Math" w:eastAsia="SimSun" w:hAnsi="Cambria Math" w:cs="Times New Roman"/>
+                <w:i/>
+                <w:sz w:val="26"/>
+                <w:szCs w:val="26"/>
+                <w:lang w:val="en-US"/>
+              </w:rPr>
+            </m:ctrlPr>
+          </m:sSupPr>
+          <m:e>
+            <m:r>
+              <w:rPr>
+                <w:rFonts w:ascii="Cambria Math" w:eastAsia="SimSun" w:hAnsi="Cambria Math" w:cs="Times New Roman"/>
+                <w:sz w:val="26"/>
+                <w:szCs w:val="26"/>
+                <w:lang w:val="en-US"/>
+              </w:rPr>
+              <m:t>C</m:t>
+            </m:r>
+          </m:e>
+          <m:sup>
+            <m:r>
+              <w:rPr>
+                <w:rFonts w:ascii="Cambria Math" w:eastAsia="SimSun" w:hAnsi="Cambria Math" w:cs="Times New Roman"/>
+                <w:sz w:val="26"/>
+                <w:szCs w:val="26"/>
+              </w:rPr>
+              <m:t>-</m:t>
+            </m:r>
+          </m:sup>
+        </m:sSup>
+      </m:oMath>
+      <w:r>
+        <w:rPr>
+          <w:rFonts w:ascii="Times New Roman" w:eastAsiaTheme="minorEastAsia" w:hAnsi="Times New Roman" w:cs="Times New Roman"/>
+          <w:sz w:val="26"/>
+          <w:szCs w:val="26"/>
+        </w:rPr>
+        <w:t xml:space="preserve"> в текущей версии программного модуля рассчитывается как </w:t>
+      </w:r>
+      <m:oMath>
+        <m:sSup>
+          <m:sSupPr>
+            <m:ctrlPr>
+              <w:rPr>
+                <w:rFonts w:ascii="Cambria Math" w:eastAsia="SimSun" w:hAnsi="Cambria Math" w:cs="Times New Roman"/>
+                <w:i/>
+                <w:sz w:val="26"/>
+                <w:szCs w:val="26"/>
+                <w:lang w:val="en-US"/>
+              </w:rPr>
+            </m:ctrlPr>
+          </m:sSupPr>
+          <m:e>
+            <m:r>
+              <w:rPr>
+                <w:rFonts w:ascii="Cambria Math" w:eastAsia="SimSun" w:hAnsi="Cambria Math" w:cs="Times New Roman"/>
+                <w:sz w:val="26"/>
+                <w:szCs w:val="26"/>
+                <w:lang w:val="en-US"/>
+              </w:rPr>
+              <m:t>C</m:t>
+            </m:r>
+          </m:e>
+          <m:sup>
+            <m:r>
+              <w:rPr>
+                <w:rFonts w:ascii="Cambria Math" w:eastAsia="SimSun" w:hAnsi="Cambria Math" w:cs="Times New Roman"/>
+                <w:sz w:val="26"/>
+                <w:szCs w:val="26"/>
+              </w:rPr>
+              <m:t>-</m:t>
+            </m:r>
+          </m:sup>
+        </m:sSup>
+      </m:oMath>
+      <w:r>
+        <w:rPr>
+          <w:rFonts w:ascii="Times New Roman" w:eastAsiaTheme="minorEastAsia" w:hAnsi="Times New Roman" w:cs="Times New Roman"/>
+          <w:sz w:val="26"/>
+          <w:szCs w:val="26"/>
+        </w:rPr>
+        <w:t xml:space="preserve"> = </w:t>
+      </w:r>
+      <m:oMath>
+        <m:sSup>
+          <m:sSupPr>
+            <m:ctrlPr>
+              <w:rPr>
+                <w:rFonts w:ascii="Cambria Math" w:eastAsia="SimSun" w:hAnsi="Cambria Math" w:cs="Times New Roman"/>
+                <w:i/>
+                <w:sz w:val="26"/>
+                <w:szCs w:val="26"/>
+                <w:lang w:val="en-US"/>
+              </w:rPr>
+            </m:ctrlPr>
+          </m:sSupPr>
+          <m:e>
+            <m:r>
+              <w:rPr>
+                <w:rFonts w:ascii="Cambria Math" w:eastAsia="SimSun" w:hAnsi="Cambria Math" w:cs="Times New Roman"/>
+                <w:sz w:val="26"/>
+                <w:szCs w:val="26"/>
+                <w:lang w:val="en-US"/>
+              </w:rPr>
+              <m:t>C</m:t>
+            </m:r>
+          </m:e>
+          <m:sup>
+            <m:r>
+              <w:rPr>
+                <w:rFonts w:ascii="Cambria Math" w:eastAsia="SimSun" w:hAnsi="Cambria Math" w:cs="Times New Roman"/>
+                <w:sz w:val="26"/>
+                <w:szCs w:val="26"/>
+              </w:rPr>
+              <m:t>+</m:t>
+            </m:r>
+          </m:sup>
+        </m:sSup>
+        <m:r>
+          <w:rPr>
+            <w:rFonts w:ascii="Cambria Math" w:eastAsiaTheme="minorEastAsia" w:hAnsi="Cambria Math" w:cs="Times New Roman"/>
+            <w:sz w:val="26"/>
+            <w:szCs w:val="26"/>
+          </w:rPr>
+          <m:t>-</m:t>
+        </m:r>
+        <m:r>
+          <w:rPr>
+            <w:rFonts w:ascii="Cambria Math" w:eastAsiaTheme="minorEastAsia" w:hAnsi="Cambria Math" w:cs="Times New Roman"/>
+            <w:sz w:val="26"/>
+            <w:szCs w:val="26"/>
+          </w:rPr>
+          <m:t>0,1</m:t>
+        </m:r>
+      </m:oMath>
+      <w:r>
+        <w:rPr>
+          <w:rFonts w:ascii="Times New Roman" w:eastAsiaTheme="minorEastAsia" w:hAnsi="Times New Roman" w:cs="Times New Roman"/>
+          <w:sz w:val="26"/>
+          <w:szCs w:val="26"/>
+        </w:rPr>
+        <w:t xml:space="preserve">, то есть </w:t>
+      </w:r>
+      <w:r>
+        <w:rPr>
+          <w:rFonts w:ascii="Times New Roman" w:eastAsiaTheme="minorEastAsia" w:hAnsi="Times New Roman" w:cs="Times New Roman"/>
+          <w:sz w:val="26"/>
+          <w:szCs w:val="26"/>
+        </w:rPr>
+        <w:t>вводится штраф для качества внедрения в</w:t>
+      </w:r>
+      <w:r>
+        <w:rPr>
+          <w:rFonts w:ascii="Times New Roman" w:eastAsiaTheme="minorEastAsia" w:hAnsi="Times New Roman" w:cs="Times New Roman"/>
+          <w:sz w:val="26"/>
+          <w:szCs w:val="26"/>
+        </w:rPr>
+        <w:t xml:space="preserve"> 10%, чтобы отразить неучтенные обстоятельства, которые могут возникнуть в ходе разработки. При этом исключением является уровень УГТ-1 и УГТ-2, где вероятность качественного внедрения низкая, то есть в этих случаях </w:t>
+      </w:r>
+      <m:oMath>
+        <m:sSup>
+          <m:sSupPr>
+            <m:ctrlPr>
+              <w:rPr>
+                <w:rFonts w:ascii="Cambria Math" w:eastAsia="SimSun" w:hAnsi="Cambria Math" w:cs="Times New Roman"/>
+                <w:i/>
+                <w:sz w:val="26"/>
+                <w:szCs w:val="26"/>
+                <w:lang w:val="en-US"/>
+              </w:rPr>
+            </m:ctrlPr>
+          </m:sSupPr>
+          <m:e>
+            <m:r>
+              <w:rPr>
+                <w:rFonts w:ascii="Cambria Math" w:eastAsia="SimSun" w:hAnsi="Cambria Math" w:cs="Times New Roman"/>
+                <w:sz w:val="26"/>
+                <w:szCs w:val="26"/>
+                <w:lang w:val="en-US"/>
+              </w:rPr>
+              <m:t>C</m:t>
+            </m:r>
+          </m:e>
+          <m:sup>
+            <m:r>
+              <w:rPr>
+                <w:rFonts w:ascii="Cambria Math" w:eastAsia="SimSun" w:hAnsi="Cambria Math" w:cs="Times New Roman"/>
+                <w:sz w:val="26"/>
+                <w:szCs w:val="26"/>
+              </w:rPr>
+              <m:t>-</m:t>
+            </m:r>
+          </m:sup>
+        </m:sSup>
+      </m:oMath>
+      <w:r>
+        <w:rPr>
+          <w:rFonts w:ascii="Times New Roman" w:eastAsiaTheme="minorEastAsia" w:hAnsi="Times New Roman" w:cs="Times New Roman"/>
+          <w:sz w:val="26"/>
+          <w:szCs w:val="26"/>
+        </w:rPr>
+        <w:t xml:space="preserve"> = </w:t>
+      </w:r>
+      <m:oMath>
+        <m:sSup>
+          <m:sSupPr>
+            <m:ctrlPr>
+              <w:rPr>
+                <w:rFonts w:ascii="Cambria Math" w:eastAsia="SimSun" w:hAnsi="Cambria Math" w:cs="Times New Roman"/>
+                <w:i/>
+                <w:sz w:val="26"/>
+                <w:szCs w:val="26"/>
+                <w:lang w:val="en-US"/>
+              </w:rPr>
+            </m:ctrlPr>
+          </m:sSupPr>
+          <m:e>
+            <m:r>
+              <w:rPr>
+                <w:rFonts w:ascii="Cambria Math" w:eastAsia="SimSun" w:hAnsi="Cambria Math" w:cs="Times New Roman"/>
+                <w:sz w:val="26"/>
+                <w:szCs w:val="26"/>
+                <w:lang w:val="en-US"/>
+              </w:rPr>
+              <m:t>C</m:t>
+            </m:r>
+          </m:e>
+          <m:sup>
+            <m:r>
+              <w:rPr>
+                <w:rFonts w:ascii="Cambria Math" w:eastAsia="SimSun" w:hAnsi="Cambria Math" w:cs="Times New Roman"/>
+                <w:sz w:val="26"/>
+                <w:szCs w:val="26"/>
+              </w:rPr>
+              <m:t>+</m:t>
+            </m:r>
+          </m:sup>
+        </m:sSup>
+      </m:oMath>
+      <w:r>
+        <w:rPr>
+          <w:rFonts w:ascii="Times New Roman" w:eastAsiaTheme="minorEastAsia" w:hAnsi="Times New Roman" w:cs="Times New Roman"/>
+          <w:sz w:val="26"/>
+          <w:szCs w:val="26"/>
+        </w:rPr>
+        <w:t>.</w:t>
+      </w:r>
+    </w:p>
+    <w:p>
+      <w:pPr>
+        <w:tabs>
+          <w:tab w:val="left" w:pos="851"/>
+        </w:tabs>
+        <w:spacing w:after="0" w:line="360" w:lineRule="auto"/>
+        <w:ind w:left="-567" w:firstLine="567"/>
+        <w:jc w:val="both"/>
+        <w:rPr>
+          <w:rFonts w:ascii="Times New Roman" w:eastAsiaTheme="minorEastAsia" w:hAnsi="Times New Roman" w:cs="Times New Roman"/>
+          <w:sz w:val="26"/>
+          <w:szCs w:val="26"/>
+        </w:rPr>
+      </w:pPr>
+      <w:r>
+        <w:rPr>
+          <w:rFonts w:ascii="Times New Roman" w:hAnsi="Times New Roman" w:cs="Times New Roman"/>
+          <w:sz w:val="26"/>
+          <w:szCs w:val="26"/>
+        </w:rPr>
+        <w:t xml:space="preserve">Значение компоненты </w:t>
+      </w:r>
+      <m:oMath>
+        <m:r>
+          <w:rPr>
+            <w:rFonts w:ascii="Cambria Math" w:eastAsia="SimSun" w:hAnsi="Cambria Math" w:cs="Times New Roman"/>
+            <w:sz w:val="26"/>
+            <w:szCs w:val="26"/>
+            <w:lang w:val="en-US"/>
+          </w:rPr>
+          <m:t>S</m:t>
+        </m:r>
+      </m:oMath>
+      <w:r>
+        <w:rPr>
+          <w:rFonts w:ascii="Times New Roman" w:eastAsiaTheme="minorEastAsia" w:hAnsi="Times New Roman" w:cs="Times New Roman"/>
+          <w:sz w:val="26"/>
+          <w:szCs w:val="26"/>
+        </w:rPr>
+        <w:t xml:space="preserve"> определяется заказчиком на основе как личного опыта, так и учёта специфики конкретной области внедрения. При </w:t>
+      </w:r>
+      <m:oMath>
+        <m:r>
+          <w:rPr>
+            <w:rFonts w:ascii="Cambria Math" w:eastAsia="SimSun" w:hAnsi="Cambria Math" w:cs="Times New Roman"/>
+            <w:sz w:val="26"/>
+            <w:szCs w:val="26"/>
+            <w:lang w:val="en-US"/>
+          </w:rPr>
+          <m:t>S</m:t>
+        </m:r>
+        <m:r>
+          <w:rPr>
+            <w:rFonts w:ascii="Cambria Math" w:eastAsia="SimSun" w:hAnsi="Cambria Math" w:cs="Times New Roman"/>
+            <w:sz w:val="26"/>
+            <w:szCs w:val="26"/>
+          </w:rPr>
+          <m:t>=1</m:t>
+        </m:r>
+      </m:oMath>
+      <w:r>
+        <w:rPr>
+          <w:rFonts w:ascii="Times New Roman" w:eastAsiaTheme="minorEastAsia" w:hAnsi="Times New Roman" w:cs="Times New Roman"/>
+          <w:sz w:val="26"/>
+          <w:szCs w:val="26"/>
+        </w:rPr>
+        <w:t xml:space="preserve"> связь между потенциальным улучшением технического процесса и ростом экономической выгоды прямо-пропорциональная.</w:t>
+      </w:r>
+    </w:p>
+    <w:p>
+      <w:pPr>
+        <w:tabs>
+          <w:tab w:val="left" w:pos="851"/>
+        </w:tabs>
+        <w:spacing w:after="0" w:line="360" w:lineRule="auto"/>
+        <w:ind w:left="-567" w:firstLine="567"/>
+        <w:jc w:val="both"/>
+        <w:rPr>
+          <w:rFonts w:ascii="Times New Roman" w:hAnsi="Times New Roman" w:cs="Times New Roman"/>
+          <w:sz w:val="26"/>
+          <w:szCs w:val="26"/>
+        </w:rPr>
+      </w:pPr>
+      <w:r>
+        <w:rPr>
+          <w:rFonts w:ascii="Times New Roman" w:eastAsiaTheme="minorEastAsia" w:hAnsi="Times New Roman" w:cs="Times New Roman"/>
+          <w:sz w:val="26"/>
+          <w:szCs w:val="26"/>
+        </w:rPr>
+        <w:t xml:space="preserve">Для определения компоненты </w:t>
+      </w:r>
+      <m:oMath>
+        <m:r>
+          <w:rPr>
+            <w:rFonts w:ascii="Cambria Math" w:eastAsia="SimSun" w:hAnsi="Cambria Math" w:cs="Times New Roman"/>
+            <w:sz w:val="26"/>
+            <w:szCs w:val="26"/>
+            <w:lang w:val="en-US"/>
+          </w:rPr>
+          <m:t>I</m:t>
+        </m:r>
+      </m:oMath>
+      <w:r>
+        <w:rPr>
+          <w:rFonts w:ascii="Times New Roman" w:eastAsiaTheme="minorEastAsia" w:hAnsi="Times New Roman" w:cs="Times New Roman"/>
+          <w:sz w:val="26"/>
+          <w:szCs w:val="26"/>
+        </w:rPr>
+        <w:t xml:space="preserve"> использовали</w:t>
+      </w:r>
+      <w:r>
+        <w:rPr>
+          <w:rFonts w:ascii="Times New Roman" w:eastAsiaTheme="minorEastAsia" w:hAnsi="Times New Roman" w:cs="Times New Roman"/>
+          <w:sz w:val="26"/>
+          <w:szCs w:val="26"/>
+        </w:rPr>
+        <w:t>сь</w:t>
+      </w:r>
+      <w:r>
+        <w:rPr>
+          <w:rFonts w:ascii="Times New Roman" w:eastAsiaTheme="minorEastAsia" w:hAnsi="Times New Roman" w:cs="Times New Roman"/>
+          <w:sz w:val="26"/>
+          <w:szCs w:val="26"/>
+        </w:rPr>
+        <w:t xml:space="preserve"> агрегированные данные по экспериментальным исследованиям </w:t>
+      </w:r>
+      <w:r>
+        <w:rPr>
+          <w:rFonts w:ascii="Times New Roman" w:hAnsi="Times New Roman" w:cs="Times New Roman"/>
+          <w:sz w:val="26"/>
+          <w:szCs w:val="26"/>
+        </w:rPr>
+        <w:t>МО/ИИ-основанных подходов</w:t>
+      </w:r>
+      <w:r>
+        <w:rPr>
+          <w:rFonts w:ascii="Times New Roman" w:hAnsi="Times New Roman" w:cs="Times New Roman"/>
+          <w:sz w:val="26"/>
+          <w:szCs w:val="26"/>
+        </w:rPr>
+        <w:t xml:space="preserve"> в разли</w:t>
+      </w:r>
+      <w:r>
+        <w:rPr>
+          <w:rFonts w:ascii="Times New Roman" w:hAnsi="Times New Roman" w:cs="Times New Roman"/>
+          <w:sz w:val="26"/>
+          <w:szCs w:val="26"/>
+        </w:rPr>
+        <w:t>чных категориях задач. В текущей версии программного средства используются следующие значения по умолчанию для конкретных категорий задач:</w:t>
+      </w:r>
+    </w:p>
+    <w:p>
+      <w:pPr>
+        <w:tabs>
+          <w:tab w:val="left" w:pos="851"/>
+        </w:tabs>
+        <w:spacing w:after="0" w:line="360" w:lineRule="auto"/>
+        <w:ind w:left="-567" w:firstLine="567"/>
+        <w:jc w:val="both"/>
+        <w:rPr>
+          <w:rFonts w:ascii="Consolas" w:hAnsi="Consolas" w:cs="Times New Roman"/>
+        </w:rPr>
+      </w:pPr>
+      <w:proofErr w:type="spellStart"/>
+      <w:r>
+        <w:rPr>
+          <w:rFonts w:ascii="Consolas" w:hAnsi="Consolas" w:cs="Times New Roman"/>
+        </w:rPr>
+        <w:t>impact</w:t>
+      </w:r>
+      <w:proofErr w:type="spellEnd"/>
+      <w:r>
+        <w:rPr>
+          <w:rFonts w:ascii="Consolas" w:hAnsi="Consolas" w:cs="Times New Roman"/>
+        </w:rPr>
+        <w:t xml:space="preserve"> = {</w:t>
+      </w:r>
+      <w:proofErr w:type="spellStart"/>
+    </w:p>
+    <w:p>
+      <w:pPr>
+        <w:tabs>
+          <w:tab w:val="left" w:pos="851"/>
+        </w:tabs>
+        <w:spacing w:after="0" w:line="360" w:lineRule="auto"/>
+        <w:ind w:left="-567" w:firstLine="567"/>
+        <w:jc w:val="both"/>
+        <w:rPr>
+          <w:rFonts w:ascii="Consolas" w:hAnsi="Consolas" w:cs="Times New Roman"/>
+        </w:rPr>
+      </w:pPr>
+      <w:proofErr w:type="spellEnd"/>
+      <w:r>
+        <w:rPr>
+          <w:rFonts w:ascii="Consolas" w:hAnsi="Consolas" w:cs="Times New Roman"/>
+        </w:rPr>
+        <w:t>"Оптимизация": {'</w:t>
+      </w:r>
+      <w:proofErr w:type="spellStart"/>
+      <w:r>
+        <w:rPr>
+          <w:rFonts w:ascii="Consolas" w:hAnsi="Consolas" w:cs="Times New Roman"/>
+        </w:rPr>
+        <w:t>min</w:t>
+      </w:r>
+      <w:proofErr w:type="spellEnd"/>
+      <w:r>
+        <w:rPr>
+          <w:rFonts w:ascii="Consolas" w:hAnsi="Consolas" w:cs="Times New Roman"/>
+        </w:rPr>
+        <w:t>': 0.1, '</w:t>
+      </w:r>
+      <w:proofErr w:type="spellStart"/>
+      <w:r>
+        <w:rPr>
+          <w:rFonts w:ascii="Consolas" w:hAnsi="Consolas" w:cs="Times New Roman"/>
+        </w:rPr>
+        <w:t>max</w:t>
+      </w:r>
+      <w:proofErr w:type="spellEnd"/>
+      <w:r>
+        <w:rPr>
+          <w:rFonts w:ascii="Consolas" w:hAnsi="Consolas" w:cs="Times New Roman"/>
+        </w:rPr>
+        <w:t>': 0.3},</w:t>
+      </w:r>
+    </w:p>
+    <w:p>
+      <w:pPr>
+        <w:tabs>
+          <w:tab w:val="left" w:pos="851"/>
+        </w:tabs>
+        <w:spacing w:after="0" w:line="360" w:lineRule="auto"/>
+        <w:ind w:left="-567" w:firstLine="567"/>
+        <w:jc w:val="both"/>
+        <w:rPr>
+          <w:rFonts w:ascii="Consolas" w:hAnsi="Consolas" w:cs="Times New Roman"/>
+        </w:rPr>
+      </w:pPr>
+      <w:r>
+        <w:rPr>
+          <w:rFonts w:ascii="Consolas" w:hAnsi="Consolas" w:cs="Times New Roman"/>
+        </w:rPr>
+        <w:t xml:space="preserve">    "Прогнозирование": {'</w:t>
+      </w:r>
+      <w:proofErr w:type="spellStart"/>
+      <w:r>
+        <w:rPr>
+          <w:rFonts w:ascii="Consolas" w:hAnsi="Consolas" w:cs="Times New Roman"/>
+        </w:rPr>
+        <w:t>min</w:t>
+      </w:r>
+      <w:proofErr w:type="spellEnd"/>
+      <w:r>
+        <w:rPr>
+          <w:rFonts w:ascii="Consolas" w:hAnsi="Consolas" w:cs="Times New Roman"/>
+        </w:rPr>
+        <w:t>': 0.1, '</w:t>
+      </w:r>
+      <w:proofErr w:type="spellStart"/>
+      <w:r>
+        <w:rPr>
+          <w:rFonts w:ascii="Consolas" w:hAnsi="Consolas" w:cs="Times New Roman"/>
+        </w:rPr>
+        <w:t>max</w:t>
+      </w:r>
+      <w:proofErr w:type="spellEnd"/>
+      <w:r>
+        <w:rPr>
+          <w:rFonts w:ascii="Consolas" w:hAnsi="Consolas" w:cs="Times New Roman"/>
+        </w:rPr>
+        <w:t>': 0.3},</w:t>
+      </w:r>
+    </w:p>
+    <w:p>
+      <w:pPr>
+        <w:tabs>
+          <w:tab w:val="left" w:pos="851"/>
+        </w:tabs>
+        <w:spacing w:after="0" w:line="360" w:lineRule="auto"/>
+        <w:ind w:left="-567" w:firstLine="567"/>
+        <w:jc w:val="both"/>
+        <w:rPr>
+          <w:rFonts w:ascii="Consolas" w:hAnsi="Consolas" w:cs="Times New Roman"/>
+        </w:rPr>
+      </w:pPr>
+      <w:r>
+        <w:rPr>
+          <w:rFonts w:ascii="Consolas" w:hAnsi="Consolas" w:cs="Times New Roman"/>
+        </w:rPr>
+        <w:t xml:space="preserve">    "</w:t>
+      </w:r>
+      <w:r>
+        <w:rPr>
+          <w:rFonts w:ascii="Consolas" w:hAnsi="Consolas" w:cs="Times New Roman"/>
+        </w:rPr>
+        <w:t>Распознавание</w:t>
+      </w:r>
+      <w:r>
+        <w:rPr>
+          <w:rFonts w:ascii="Consolas" w:hAnsi="Consolas" w:cs="Times New Roman"/>
+        </w:rPr>
+        <w:t>": {'</w:t>
+      </w:r>
+      <w:proofErr w:type="spellStart"/>
+      <w:r>
+        <w:rPr>
+          <w:rFonts w:ascii="Consolas" w:hAnsi="Consolas" w:cs="Times New Roman"/>
+        </w:rPr>
+        <w:t>min</w:t>
+      </w:r>
+      <w:proofErr w:type="spellEnd"/>
+      <w:r>
+        <w:rPr>
+          <w:rFonts w:ascii="Consolas" w:hAnsi="Consolas" w:cs="Times New Roman"/>
+        </w:rPr>
+        <w:t>': 0.5, '</w:t>
+      </w:r>
+      <w:proofErr w:type="spellStart"/>
+      <w:r>
+        <w:rPr>
+          <w:rFonts w:ascii="Consolas" w:hAnsi="Consolas" w:cs="Times New Roman"/>
+        </w:rPr>
+        <w:t>max</w:t>
+      </w:r>
+      <w:proofErr w:type="spellEnd"/>
+      <w:r>
+        <w:rPr>
+          <w:rFonts w:ascii="Consolas" w:hAnsi="Consolas" w:cs="Times New Roman"/>
+        </w:rPr>
+        <w:t>': 0.9},</w:t>
+      </w:r>
+    </w:p>
+    <w:p>
+      <w:pPr>
+        <w:tabs>
+          <w:tab w:val="left" w:pos="851"/>
+        </w:tabs>
+        <w:spacing w:after="0" w:line="360" w:lineRule="auto"/>
+        <w:ind w:left="-567" w:firstLine="567"/>
+        <w:jc w:val="both"/>
+        <w:rPr>
+          <w:rFonts w:ascii="Consolas" w:hAnsi="Consolas" w:cs="Times New Roman"/>
+        </w:rPr>
+      </w:pPr>
+      <w:r>
+        <w:rPr>
+          <w:rFonts w:ascii="Consolas" w:hAnsi="Consolas" w:cs="Times New Roman"/>
+        </w:rPr>
+        <w:t xml:space="preserve">    "Логистика": {'</w:t>
+      </w:r>
+      <w:proofErr w:type="spellStart"/>
+      <w:r>
+        <w:rPr>
+          <w:rFonts w:ascii="Consolas" w:hAnsi="Consolas" w:cs="Times New Roman"/>
+        </w:rPr>
+        <w:t>min</w:t>
+      </w:r>
+      <w:proofErr w:type="spellEnd"/>
+      <w:r>
+        <w:rPr>
+          <w:rFonts w:ascii="Consolas" w:hAnsi="Consolas" w:cs="Times New Roman"/>
+        </w:rPr>
+        <w:t>': 0.05, '</w:t>
+      </w:r>
+      <w:proofErr w:type="spellStart"/>
+      <w:r>
+        <w:rPr>
+          <w:rFonts w:ascii="Consolas" w:hAnsi="Consolas" w:cs="Times New Roman"/>
+        </w:rPr>
+        <w:t>max</w:t>
+      </w:r>
+      <w:proofErr w:type="spellEnd"/>
+      <w:r>
+        <w:rPr>
+          <w:rFonts w:ascii="Consolas" w:hAnsi="Consolas" w:cs="Times New Roman"/>
+        </w:rPr>
+        <w:t>': 0.15},</w:t>
+      </w:r>
+    </w:p>
+    <w:p>
+      <w:pPr>
+        <w:tabs>
+          <w:tab w:val="left" w:pos="851"/>
+        </w:tabs>
+        <w:spacing w:after="0" w:line="360" w:lineRule="auto"/>
+        <w:ind w:left="-567" w:firstLine="567"/>
+        <w:jc w:val="both"/>
+        <w:rPr>
+          <w:rFonts w:ascii="Consolas" w:hAnsi="Consolas" w:cs="Times New Roman"/>
+        </w:rPr>
+      </w:pPr>
+      <w:r>
+        <w:rPr>
+          <w:rFonts w:ascii="Consolas" w:hAnsi="Consolas" w:cs="Times New Roman"/>
+        </w:rPr>
+        <w:t xml:space="preserve">    "Комбинаторный поиск": {'min': 0.05, 'max': 0.1}</w:t>
+      </w:r>
+    </w:p>
+    <w:p>
+      <w:pPr>
+        <w:tabs>
+          <w:tab w:val="left" w:pos="851"/>
+        </w:tabs>
+        <w:spacing w:after="0" w:line="360" w:lineRule="auto"/>
+        <w:ind w:left="-567" w:firstLine="567"/>
+        <w:jc w:val="both"/>
+        <w:rPr>
+          <w:rFonts w:ascii="Consolas" w:hAnsi="Consolas" w:cs="Times New Roman"/>
+        </w:rPr>
+      </w:pPr>
+      <w:r>
+        <w:rPr>
+          <w:rFonts w:ascii="Consolas" w:hAnsi="Consolas" w:cs="Times New Roman"/>
+        </w:rPr>
+        <w:t>}</w:t>
+      </w:r>
+      <w:r>
+        <w:rPr>
+          <w:rFonts w:ascii="Consolas" w:hAnsi="Consolas" w:cs="Times New Roman"/>
+        </w:rPr>
+        <w:t>.</w:t>
+      </w:r>
+    </w:p>
+    <w:p>
+      <w:pPr>
+        <w:tabs>
+          <w:tab w:val="left" w:pos="851"/>
+        </w:tabs>
+        <w:spacing w:after="0" w:line="360" w:lineRule="auto"/>
+        <w:ind w:left="-567" w:firstLine="567"/>
+        <w:jc w:val="both"/>
+        <w:rPr>
+          <w:rFonts w:ascii="Times New Roman" w:hAnsi="Times New Roman" w:cs="Times New Roman"/>
+          <w:sz w:val="26"/>
+          <w:szCs w:val="26"/>
+        </w:rPr>
+      </w:pPr>
+      <w:r>
+        <w:rPr>
+          <w:rFonts w:ascii="Times New Roman" w:hAnsi="Times New Roman" w:cs="Times New Roman"/>
+          <w:sz w:val="26"/>
+          <w:szCs w:val="26"/>
+        </w:rPr>
+        <w:t>Вероятность реализации качественного внедрения определяется исходя из уровня технологической готовности (УГТ) конкретного технического процесса. Шкала УГТ предлагает градацию от возникновения идеи (УГТ-1) до эксплуатационного применения (УГТ-9). Под каждый уровень была сформирована приблизительная вероятность качественного внедрен</w:t>
+      </w:r>
+      <w:r>
+        <w:rPr>
+          <w:rFonts w:ascii="Times New Roman" w:hAnsi="Times New Roman" w:cs="Times New Roman"/>
+          <w:sz w:val="26"/>
+          <w:szCs w:val="26"/>
+        </w:rPr>
+        <w:t xml:space="preserve">ия исходя из </w:t>
+      </w:r>
+      <w:proofErr w:type="spellStart"/>
+      <w:r>
+        <w:rPr>
+          <w:rFonts w:ascii="Times New Roman" w:hAnsi="Times New Roman" w:cs="Times New Roman"/>
+          <w:sz w:val="26"/>
+          <w:szCs w:val="26"/>
+        </w:rPr>
+        <w:t>сигмоидной</w:t>
+      </w:r>
+      <w:proofErr w:type="spellEnd"/>
+      <w:r>
+        <w:rPr>
+          <w:rFonts w:ascii="Times New Roman" w:hAnsi="Times New Roman" w:cs="Times New Roman"/>
+          <w:sz w:val="26"/>
+          <w:szCs w:val="26"/>
+        </w:rPr>
+        <w:t xml:space="preserve"> функции </w:t>
+      </w:r>
+      <w:r>
+        <w:rPr>
+          <w:rFonts w:ascii="Times New Roman" w:hAnsi="Times New Roman" w:cs="Times New Roman"/>
+          <w:sz w:val="26"/>
+          <w:szCs w:val="26"/>
+        </w:rPr>
+        <w:t>(</w:t>
+      </w:r>
+      <w:r>
+        <w:rPr>
+          <w:rFonts w:ascii="Times New Roman" w:hAnsi="Times New Roman" w:cs="Times New Roman"/>
+          <w:sz w:val="26"/>
+          <w:szCs w:val="26"/>
+        </w:rPr>
+        <w:t>см. рис. 4).</w:t>
+      </w:r>
+    </w:p>
+    <w:p>
+      <w:pPr>
+        <w:tabs>
+          <w:tab w:val="left" w:pos="851"/>
+        </w:tabs>
+        <w:spacing w:after="0" w:line="360" w:lineRule="auto"/>
+        <w:ind w:left="-567" w:firstLine="567"/>
+        <w:jc w:val="center"/>
+        <w:rPr>
+          <w:rFonts w:ascii="Times New Roman" w:hAnsi="Times New Roman" w:cs="Times New Roman"/>
+          <w:sz w:val="26"/>
+          <w:szCs w:val="26"/>
+        </w:rPr>
+      </w:pPr>
+    </w:p>
+    <w:p>
+      <w:pPr>
+        <w:tabs>
+          <w:tab w:val="left" w:pos="851"/>
+        </w:tabs>
+        <w:spacing w:after="0" w:line="360" w:lineRule="auto"/>
+        <w:ind w:left="-567" w:firstLine="567"/>
+        <w:jc w:val="center"/>
+        <w:rPr>
+          <w:rFonts w:ascii="Times New Roman" w:hAnsi="Times New Roman" w:cs="Times New Roman"/>
+          <w:sz w:val="26"/>
+          <w:szCs w:val="26"/>
+          <w:lang w:val="en-US"/>
+        </w:rPr>
+      </w:pPr>
+      <w:r>
+        <w:rPr>
+          <w:rFonts w:ascii="Times New Roman" w:hAnsi="Times New Roman" w:cs="Times New Roman"/>
+          <w:sz w:val="26"/>
+          <w:szCs w:val="26"/>
+          <w:lang w:val="en-US"/>
+        </w:rPr>
+        <w:lastRenderedPageBreak/>
+        <w:pict>
+          <v:shape id="_x0000_i1028" type="#_x0000_t75" style="width:402pt;height:302.25pt">
+            <v:imagedata r:id="rId8" o:title="Figure_1"/>
+          </v:shape>
+        </w:pict>
+      </w:r>
+    </w:p>
+    <w:p>
+      <w:pPr>
+        <w:tabs>
+          <w:tab w:val="left" w:pos="851"/>
+        </w:tabs>
+        <w:spacing w:after="0" w:line="360" w:lineRule="auto"/>
+        <w:ind w:left="-567" w:firstLine="567"/>
+        <w:jc w:val="center"/>
+        <w:rPr>
+          <w:rFonts w:ascii="Times New Roman" w:hAnsi="Times New Roman" w:cs="Times New Roman"/>
+          <w:sz w:val="26"/>
+          <w:szCs w:val="26"/>
+        </w:rPr>
+      </w:pPr>
+      <w:r>
+        <w:rPr>
+          <w:rFonts w:ascii="Times New Roman" w:hAnsi="Times New Roman" w:cs="Times New Roman"/>
+          <w:sz w:val="26"/>
+          <w:szCs w:val="26"/>
+        </w:rPr>
+        <w:t>Рис. 4. Распределение вероятности качественного внедрения при разном УГТ</w:t>
+      </w:r>
     </w:p>
     <w:sectPr>
       <w:pgSz w:w="11906" w:h="16838"/>
@@ -1553,6 +3312,16 @@
       <w:contextualSpacing/>
     </w:pPr>
   </w:style>
+  <w:style w:type="character" w:styleId="a4">
+    <w:name w:val="Placeholder Text"/>
+    <w:basedOn w:val="a0"/>
+    <w:uiPriority w:val="99"/>
+    <w:semiHidden/>
+    <w:rsid w:val="004C4D42"/>
+    <w:rPr>
+      <w:color w:val="808080"/>
+    </w:rPr>
+  </w:style>
 </w:styles>
 </file>
 

--- a/ImpactCalc/Руководство пользователя.docx
+++ b/ImpactCalc/Руководство пользователя.docx
@@ -69,7 +69,7 @@
           <w:sz w:val="28"/>
           <w:szCs w:val="28"/>
         </w:rPr>
-        <w:t>5</w:t>
+        <w:t>6</w:t>
       </w:r>
       <w:r>
         <w:rPr>
@@ -641,7 +641,7 @@
             <v:path o:extrusionok="f" gradientshapeok="t" o:connecttype="rect"/>
             <o:lock v:ext="edit" aspectratio="t"/>
           </v:shapetype>
-          <v:shape id="_x0000_i1025" type="#_x0000_t75" style="width:324.75pt;height:218.25pt">
+          <v:shape id="_x0000_i1025" type="#_x0000_t75" style="width:324.7pt;height:218.05pt">
             <v:imagedata r:id="rId5" o:title="Снимок1"/>
           </v:shape>
         </w:pict>
@@ -693,7 +693,7 @@
           <w:szCs w:val="24"/>
         </w:rPr>
         <w:pict>
-          <v:shape id="_x0000_i1026" type="#_x0000_t75" style="width:324.75pt;height:216.75pt">
+          <v:shape id="_x0000_i1026" type="#_x0000_t75" style="width:324.7pt;height:216.7pt">
             <v:imagedata r:id="rId6" o:title="Снимок2"/>
           </v:shape>
         </w:pict>
@@ -856,7 +856,7 @@
           <w:szCs w:val="24"/>
         </w:rPr>
         <w:pict>
-          <v:shape id="_x0000_i1027" type="#_x0000_t75" style="width:467.25pt;height:171pt">
+          <v:shape id="_x0000_i1027" type="#_x0000_t75" style="width:467.3pt;height:171.15pt">
             <v:imagedata r:id="rId7" o:title="Снимок3"/>
           </v:shape>
         </w:pict>
@@ -1005,6 +1005,224 @@
           <w:sz w:val="26"/>
           <w:szCs w:val="26"/>
         </w:rPr>
+        <w:t xml:space="preserve">Динамика роста ВДС. </w:t>
+      </w:r>
+      <w:r>
+        <w:rPr>
+          <w:rFonts w:ascii="Times New Roman" w:hAnsi="Times New Roman" w:cs="Times New Roman"/>
+          <w:sz w:val="26"/>
+          <w:szCs w:val="26"/>
+        </w:rPr>
+        <w:t>Программное средство позволяет в том числе построить график с динамикой роста нижней и верхней границы потенциальной выгоды внедрения ИИ-основанных решений в зависимости от УГТ. Для этого необходимо выполнить основные шаги алгоритма (см. подраздел «Запуск и использование»), а после 6 шага в верхнем меню нажать «Дополнительно» и в выпавшем списке нажать «Динамика роста ВДС».</w:t>
+      </w:r>
+    </w:p>
+    <w:p>
+      <w:pPr>
+        <w:pStyle w:val="a3"/>
+        <w:tabs>
+          <w:tab w:val="left" w:pos="851"/>
+        </w:tabs>
+        <w:spacing w:after="0" w:line="360" w:lineRule="auto"/>
+        <w:ind w:left="-567" w:firstLine="567"/>
+        <w:jc w:val="both"/>
+        <w:rPr>
+          <w:rFonts w:ascii="Times New Roman" w:hAnsi="Times New Roman" w:cs="Times New Roman"/>
+          <w:sz w:val="26"/>
+          <w:szCs w:val="26"/>
+        </w:rPr>
+      </w:pPr>
+      <w:r>
+        <w:rPr>
+          <w:rFonts w:ascii="Times New Roman" w:hAnsi="Times New Roman" w:cs="Times New Roman"/>
+          <w:sz w:val="26"/>
+          <w:szCs w:val="26"/>
+        </w:rPr>
+        <w:t>После этого откроется дополнительное окно с график</w:t>
+      </w:r>
+      <w:r>
+        <w:rPr>
+          <w:rFonts w:ascii="Times New Roman" w:hAnsi="Times New Roman" w:cs="Times New Roman"/>
+          <w:sz w:val="26"/>
+          <w:szCs w:val="26"/>
+        </w:rPr>
+        <w:t>ом</w:t>
+      </w:r>
+      <w:r>
+        <w:rPr>
+          <w:rFonts w:ascii="Times New Roman" w:hAnsi="Times New Roman" w:cs="Times New Roman"/>
+          <w:sz w:val="26"/>
+          <w:szCs w:val="26"/>
+        </w:rPr>
+        <w:t xml:space="preserve"> верхней и нижней </w:t>
+      </w:r>
+      <w:r>
+        <w:rPr>
+          <w:rFonts w:ascii="Times New Roman" w:hAnsi="Times New Roman" w:cs="Times New Roman"/>
+          <w:sz w:val="26"/>
+          <w:szCs w:val="26"/>
+        </w:rPr>
+        <w:t xml:space="preserve">границы </w:t>
+      </w:r>
+      <w:r>
+        <w:rPr>
+          <w:rFonts w:ascii="Times New Roman" w:hAnsi="Times New Roman" w:cs="Times New Roman"/>
+          <w:sz w:val="26"/>
+          <w:szCs w:val="26"/>
+        </w:rPr>
+        <w:t xml:space="preserve">потенциального роста ВДС </w:t>
+      </w:r>
+      <w:r>
+        <w:rPr>
+          <w:rFonts w:ascii="Times New Roman" w:hAnsi="Times New Roman" w:cs="Times New Roman"/>
+          <w:sz w:val="26"/>
+          <w:szCs w:val="26"/>
+        </w:rPr>
+        <w:t>при разной</w:t>
+      </w:r>
+      <w:r>
+        <w:rPr>
+          <w:rFonts w:ascii="Times New Roman" w:hAnsi="Times New Roman" w:cs="Times New Roman"/>
+          <w:sz w:val="26"/>
+          <w:szCs w:val="26"/>
+        </w:rPr>
+        <w:t xml:space="preserve"> степ</w:t>
+      </w:r>
+      <w:r>
+        <w:rPr>
+          <w:rFonts w:ascii="Times New Roman" w:hAnsi="Times New Roman" w:cs="Times New Roman"/>
+          <w:sz w:val="26"/>
+          <w:szCs w:val="26"/>
+        </w:rPr>
+        <w:t>ени УГТ, начиная с заданной при выполненном ранее вычислении.</w:t>
+      </w:r>
+      <w:r>
+        <w:rPr>
+          <w:rFonts w:ascii="Times New Roman" w:hAnsi="Times New Roman" w:cs="Times New Roman"/>
+          <w:sz w:val="26"/>
+          <w:szCs w:val="26"/>
+        </w:rPr>
+        <w:t xml:space="preserve"> </w:t>
+      </w:r>
+      <w:r>
+        <w:rPr>
+          <w:rFonts w:ascii="Times New Roman" w:hAnsi="Times New Roman" w:cs="Times New Roman"/>
+          <w:sz w:val="26"/>
+          <w:szCs w:val="26"/>
+        </w:rPr>
+        <w:t xml:space="preserve">Так, на рисунке 4 показан пример такого графика для вычисления потенциальной выгоды от внедрения в оптимизационную задачу с экономической значимостью 0,25. Исходное вычисление было выполнено при уровне </w:t>
+      </w:r>
+      <w:r>
+        <w:rPr>
+          <w:rFonts w:ascii="Times New Roman" w:hAnsi="Times New Roman" w:cs="Times New Roman"/>
+          <w:sz w:val="26"/>
+          <w:szCs w:val="26"/>
+        </w:rPr>
+        <w:lastRenderedPageBreak/>
+        <w:t>УГТ-3, соответственно динамика роста строится от УГТ-3 до УГТ-9 (см. рис. 4). В текущей версии программного средства динамику роста можно посчитать только для одного внедрения (на примере одной задачи).</w:t>
+      </w:r>
+    </w:p>
+    <w:p>
+      <w:pPr>
+        <w:pStyle w:val="a3"/>
+        <w:tabs>
+          <w:tab w:val="left" w:pos="851"/>
+        </w:tabs>
+        <w:spacing w:after="0" w:line="360" w:lineRule="auto"/>
+        <w:ind w:left="-567" w:firstLine="567"/>
+        <w:jc w:val="both"/>
+        <w:rPr>
+          <w:rFonts w:ascii="Times New Roman" w:hAnsi="Times New Roman" w:cs="Times New Roman"/>
+          <w:sz w:val="26"/>
+          <w:szCs w:val="26"/>
+        </w:rPr>
+      </w:pPr>
+      <w:r>
+        <w:rPr>
+          <w:rFonts w:ascii="Times New Roman" w:hAnsi="Times New Roman" w:cs="Times New Roman"/>
+          <w:sz w:val="26"/>
+          <w:szCs w:val="26"/>
+          <w:lang w:val="en-US"/>
+        </w:rPr>
+        <w:pict>
+          <v:shape id="_x0000_i1029" type="#_x0000_t75" style="width:467.3pt;height:224.85pt">
+            <v:imagedata r:id="rId8" o:title="Безымянный"/>
+          </v:shape>
+        </w:pict>
+      </w:r>
+    </w:p>
+    <w:p>
+      <w:pPr>
+        <w:pStyle w:val="a3"/>
+        <w:tabs>
+          <w:tab w:val="left" w:pos="851"/>
+        </w:tabs>
+        <w:spacing w:after="0" w:line="360" w:lineRule="auto"/>
+        <w:ind w:left="-567" w:firstLine="567"/>
+        <w:jc w:val="center"/>
+        <w:rPr>
+          <w:rFonts w:ascii="Times New Roman" w:hAnsi="Times New Roman" w:cs="Times New Roman"/>
+          <w:sz w:val="26"/>
+          <w:szCs w:val="26"/>
+        </w:rPr>
+      </w:pPr>
+      <w:r>
+        <w:rPr>
+          <w:rFonts w:ascii="Times New Roman" w:hAnsi="Times New Roman" w:cs="Times New Roman"/>
+          <w:sz w:val="26"/>
+          <w:szCs w:val="26"/>
+        </w:rPr>
+        <w:t xml:space="preserve">Рис. 4. Динамика нижней </w:t>
+      </w:r>
+      <w:r>
+        <w:rPr>
+          <w:rFonts w:ascii="Times New Roman" w:hAnsi="Times New Roman" w:cs="Times New Roman"/>
+          <w:sz w:val="26"/>
+          <w:szCs w:val="26"/>
+        </w:rPr>
+        <w:t>и верхней границы потенциального роста ВДС</w:t>
+      </w:r>
+      <w:r>
+        <w:rPr>
+          <w:rFonts w:ascii="Times New Roman" w:hAnsi="Times New Roman" w:cs="Times New Roman"/>
+          <w:sz w:val="26"/>
+          <w:szCs w:val="26"/>
+        </w:rPr>
+        <w:t xml:space="preserve"> в зависимости от уровня технологической г</w:t>
+      </w:r>
+      <w:bookmarkStart w:id="0" w:name="_GoBack"/>
+      <w:bookmarkEnd w:id="0"/>
+      <w:r>
+        <w:rPr>
+          <w:rFonts w:ascii="Times New Roman" w:hAnsi="Times New Roman" w:cs="Times New Roman"/>
+          <w:sz w:val="26"/>
+          <w:szCs w:val="26"/>
+        </w:rPr>
+        <w:t>отовности</w:t>
+      </w:r>
+    </w:p>
+    <w:p>
+      <w:pPr>
+        <w:pStyle w:val="a3"/>
+        <w:tabs>
+          <w:tab w:val="left" w:pos="851"/>
+        </w:tabs>
+        <w:spacing w:after="0" w:line="360" w:lineRule="auto"/>
+        <w:ind w:left="-567" w:firstLine="567"/>
+        <w:jc w:val="both"/>
+        <w:rPr>
+          <w:rFonts w:ascii="Times New Roman" w:hAnsi="Times New Roman" w:cs="Times New Roman"/>
+          <w:sz w:val="26"/>
+          <w:szCs w:val="26"/>
+        </w:rPr>
+      </w:pPr>
+      <w:r>
+        <w:rPr>
+          <w:rFonts w:ascii="Times New Roman" w:hAnsi="Times New Roman" w:cs="Times New Roman"/>
+          <w:b/>
+          <w:i/>
+          <w:sz w:val="26"/>
+          <w:szCs w:val="26"/>
+        </w:rPr>
         <w:t xml:space="preserve">Математический аппарат. </w:t>
       </w:r>
       <w:r>
@@ -1013,15 +1231,7 @@
           <w:sz w:val="26"/>
           <w:szCs w:val="26"/>
         </w:rPr>
-        <w:t>Как было описано ранее, м</w:t>
-      </w:r>
-      <w:r>
-        <w:rPr>
-          <w:rFonts w:ascii="Times New Roman" w:hAnsi="Times New Roman" w:cs="Times New Roman"/>
-          <w:sz w:val="26"/>
-          <w:szCs w:val="26"/>
-        </w:rPr>
-        <w:t xml:space="preserve">одель оценки потенциальной выгоды </w:t>
+        <w:t xml:space="preserve">Как было описано ранее, модель оценки потенциальной выгоды </w:t>
       </w:r>
       <m:oMath>
         <m:r>
@@ -1048,23 +1258,7 @@
           <w:sz w:val="26"/>
           <w:szCs w:val="26"/>
         </w:rPr>
-        <w:t xml:space="preserve">от внедрения МО/ИИ-основанных подходов реализована </w:t>
-      </w:r>
-      <w:r>
-        <w:rPr>
-          <w:rFonts w:ascii="Times New Roman" w:hAnsi="Times New Roman" w:cs="Times New Roman"/>
-          <w:sz w:val="26"/>
-          <w:szCs w:val="26"/>
-        </w:rPr>
-        <w:t>на основе трёх компонент</w:t>
-      </w:r>
-      <w:r>
-        <w:rPr>
-          <w:rFonts w:ascii="Times New Roman" w:hAnsi="Times New Roman" w:cs="Times New Roman"/>
-          <w:sz w:val="26"/>
-          <w:szCs w:val="26"/>
-        </w:rPr>
-        <w:t>:</w:t>
+        <w:t>от внедрения МО/ИИ-основанных подходов реализована на основе трёх компонент:</w:t>
       </w:r>
     </w:p>
     <w:p>
@@ -1080,7 +1274,6 @@
           <w:rFonts w:ascii="Times New Roman" w:eastAsiaTheme="minorEastAsia" w:hAnsi="Times New Roman" w:cs="Times New Roman"/>
           <w:sz w:val="26"/>
           <w:szCs w:val="26"/>
-          <w:lang w:val="en-US"/>
         </w:rPr>
       </w:pPr>
       <m:oMath>
@@ -1132,9 +1325,17 @@
             <w:rFonts w:ascii="Cambria Math" w:eastAsia="SimSun" w:hAnsi="Cambria Math" w:cs="Times New Roman"/>
             <w:sz w:val="26"/>
             <w:szCs w:val="26"/>
+          </w:rPr>
+          <m:t>*</m:t>
+        </m:r>
+        <m:r>
+          <w:rPr>
+            <w:rFonts w:ascii="Cambria Math" w:eastAsia="SimSun" w:hAnsi="Cambria Math" w:cs="Times New Roman"/>
+            <w:sz w:val="26"/>
+            <w:szCs w:val="26"/>
             <w:lang w:val="en-US"/>
           </w:rPr>
-          <m:t>*C</m:t>
+          <m:t>C</m:t>
         </m:r>
       </m:oMath>
       <w:r>
@@ -1142,7 +1343,6 @@
           <w:rFonts w:ascii="Times New Roman" w:eastAsiaTheme="minorEastAsia" w:hAnsi="Times New Roman" w:cs="Times New Roman"/>
           <w:sz w:val="26"/>
           <w:szCs w:val="26"/>
-          <w:lang w:val="en-US"/>
         </w:rPr>
         <w:tab/>
       </w:r>
@@ -1151,7 +1351,6 @@
           <w:rFonts w:ascii="Times New Roman" w:eastAsiaTheme="minorEastAsia" w:hAnsi="Times New Roman" w:cs="Times New Roman"/>
           <w:sz w:val="26"/>
           <w:szCs w:val="26"/>
-          <w:lang w:val="en-US"/>
         </w:rPr>
         <w:tab/>
       </w:r>
@@ -1160,7 +1359,6 @@
           <w:rFonts w:ascii="Times New Roman" w:eastAsiaTheme="minorEastAsia" w:hAnsi="Times New Roman" w:cs="Times New Roman"/>
           <w:sz w:val="26"/>
           <w:szCs w:val="26"/>
-          <w:lang w:val="en-US"/>
         </w:rPr>
         <w:tab/>
       </w:r>
@@ -1169,7 +1367,6 @@
           <w:rFonts w:ascii="Times New Roman" w:eastAsiaTheme="minorEastAsia" w:hAnsi="Times New Roman" w:cs="Times New Roman"/>
           <w:sz w:val="26"/>
           <w:szCs w:val="26"/>
-          <w:lang w:val="en-US"/>
         </w:rPr>
         <w:tab/>
       </w:r>
@@ -1178,7 +1375,6 @@
           <w:rFonts w:ascii="Times New Roman" w:eastAsiaTheme="minorEastAsia" w:hAnsi="Times New Roman" w:cs="Times New Roman"/>
           <w:sz w:val="26"/>
           <w:szCs w:val="26"/>
-          <w:lang w:val="en-US"/>
         </w:rPr>
         <w:tab/>
       </w:r>
@@ -1187,7 +1383,6 @@
           <w:rFonts w:ascii="Times New Roman" w:eastAsiaTheme="minorEastAsia" w:hAnsi="Times New Roman" w:cs="Times New Roman"/>
           <w:sz w:val="26"/>
           <w:szCs w:val="26"/>
-          <w:lang w:val="en-US"/>
         </w:rPr>
         <w:tab/>
         <w:t>(1)</w:t>
@@ -1294,15 +1489,7 @@
           <w:sz w:val="26"/>
           <w:szCs w:val="26"/>
         </w:rPr>
-        <w:t xml:space="preserve"> МО/ИИ-основанных подходов в конкретной задаче, а.</w:t>
-      </w:r>
-      <w:r>
-        <w:rPr>
-          <w:rFonts w:ascii="Times New Roman" w:hAnsi="Times New Roman" w:cs="Times New Roman"/>
-          <w:sz w:val="26"/>
-          <w:szCs w:val="26"/>
-        </w:rPr>
-        <w:t xml:space="preserve"> Все три коэффициента задаются в интервале от 0 до 1.</w:t>
+        <w:t xml:space="preserve"> МО/ИИ-основанных подходов в конкретной задаче, а. Все три коэффициента задаются в интервале от 0 до 1.</w:t>
       </w:r>
     </w:p>
     <w:p>
@@ -1392,7 +1579,6 @@
           <w:rFonts w:ascii="Times New Roman" w:eastAsiaTheme="minorEastAsia" w:hAnsi="Times New Roman" w:cs="Times New Roman"/>
           <w:sz w:val="26"/>
           <w:szCs w:val="26"/>
-          <w:lang w:val="en-US"/>
         </w:rPr>
       </w:pPr>
       <m:oMath>
@@ -1425,7 +1611,6 @@
                 <w:rFonts w:ascii="Cambria Math" w:eastAsia="SimSun" w:hAnsi="Cambria Math" w:cs="Times New Roman"/>
                 <w:sz w:val="26"/>
                 <w:szCs w:val="26"/>
-                <w:lang w:val="en-US"/>
               </w:rPr>
               <m:t>+</m:t>
             </m:r>
@@ -1485,7 +1670,6 @@
                 <w:rFonts w:ascii="Cambria Math" w:eastAsia="SimSun" w:hAnsi="Cambria Math" w:cs="Times New Roman"/>
                 <w:sz w:val="26"/>
                 <w:szCs w:val="26"/>
-                <w:lang w:val="en-US"/>
               </w:rPr>
               <m:t>+</m:t>
             </m:r>
@@ -1496,7 +1680,6 @@
             <w:rFonts w:ascii="Cambria Math" w:eastAsia="SimSun" w:hAnsi="Cambria Math" w:cs="Times New Roman"/>
             <w:sz w:val="26"/>
             <w:szCs w:val="26"/>
-            <w:lang w:val="en-US"/>
           </w:rPr>
           <m:t>*</m:t>
         </m:r>
@@ -1529,7 +1712,6 @@
                 <w:rFonts w:ascii="Cambria Math" w:eastAsia="SimSun" w:hAnsi="Cambria Math" w:cs="Times New Roman"/>
                 <w:sz w:val="26"/>
                 <w:szCs w:val="26"/>
-                <w:lang w:val="en-US"/>
               </w:rPr>
               <m:t>+</m:t>
             </m:r>
@@ -1541,7 +1723,6 @@
           <w:rFonts w:ascii="Times New Roman" w:eastAsiaTheme="minorEastAsia" w:hAnsi="Times New Roman" w:cs="Times New Roman"/>
           <w:sz w:val="26"/>
           <w:szCs w:val="26"/>
-          <w:lang w:val="en-US"/>
         </w:rPr>
         <w:tab/>
       </w:r>
@@ -1550,7 +1731,6 @@
           <w:rFonts w:ascii="Times New Roman" w:eastAsiaTheme="minorEastAsia" w:hAnsi="Times New Roman" w:cs="Times New Roman"/>
           <w:sz w:val="26"/>
           <w:szCs w:val="26"/>
-          <w:lang w:val="en-US"/>
         </w:rPr>
         <w:tab/>
       </w:r>
@@ -1559,7 +1739,6 @@
           <w:rFonts w:ascii="Times New Roman" w:eastAsiaTheme="minorEastAsia" w:hAnsi="Times New Roman" w:cs="Times New Roman"/>
           <w:sz w:val="26"/>
           <w:szCs w:val="26"/>
-          <w:lang w:val="en-US"/>
         </w:rPr>
         <w:tab/>
       </w:r>
@@ -1568,7 +1747,6 @@
           <w:rFonts w:ascii="Times New Roman" w:eastAsiaTheme="minorEastAsia" w:hAnsi="Times New Roman" w:cs="Times New Roman"/>
           <w:sz w:val="26"/>
           <w:szCs w:val="26"/>
-          <w:lang w:val="en-US"/>
         </w:rPr>
         <w:tab/>
       </w:r>
@@ -1577,7 +1755,6 @@
           <w:rFonts w:ascii="Times New Roman" w:eastAsiaTheme="minorEastAsia" w:hAnsi="Times New Roman" w:cs="Times New Roman"/>
           <w:sz w:val="26"/>
           <w:szCs w:val="26"/>
-          <w:lang w:val="en-US"/>
         </w:rPr>
         <w:tab/>
       </w:r>
@@ -1586,7 +1763,6 @@
           <w:rFonts w:ascii="Times New Roman" w:eastAsiaTheme="minorEastAsia" w:hAnsi="Times New Roman" w:cs="Times New Roman"/>
           <w:sz w:val="26"/>
           <w:szCs w:val="26"/>
-          <w:lang w:val="en-US"/>
         </w:rPr>
         <w:tab/>
         <w:t>(</w:t>
@@ -1604,7 +1780,6 @@
           <w:rFonts w:ascii="Times New Roman" w:eastAsiaTheme="minorEastAsia" w:hAnsi="Times New Roman" w:cs="Times New Roman"/>
           <w:sz w:val="26"/>
           <w:szCs w:val="26"/>
-          <w:lang w:val="en-US"/>
         </w:rPr>
         <w:t>)</w:t>
       </w:r>
@@ -1654,7 +1829,6 @@
                 <w:rFonts w:ascii="Cambria Math" w:eastAsia="SimSun" w:hAnsi="Cambria Math" w:cs="Times New Roman"/>
                 <w:sz w:val="26"/>
                 <w:szCs w:val="26"/>
-                <w:lang w:val="en-US"/>
               </w:rPr>
               <m:t>-</m:t>
             </m:r>
@@ -1714,7 +1888,6 @@
                 <w:rFonts w:ascii="Cambria Math" w:eastAsia="SimSun" w:hAnsi="Cambria Math" w:cs="Times New Roman"/>
                 <w:sz w:val="26"/>
                 <w:szCs w:val="26"/>
-                <w:lang w:val="en-US"/>
               </w:rPr>
               <m:t>-</m:t>
             </m:r>
@@ -1725,7 +1898,6 @@
             <w:rFonts w:ascii="Cambria Math" w:eastAsia="SimSun" w:hAnsi="Cambria Math" w:cs="Times New Roman"/>
             <w:sz w:val="26"/>
             <w:szCs w:val="26"/>
-            <w:lang w:val="en-US"/>
           </w:rPr>
           <m:t>*</m:t>
         </m:r>
@@ -1758,7 +1930,6 @@
                 <w:rFonts w:ascii="Cambria Math" w:eastAsia="SimSun" w:hAnsi="Cambria Math" w:cs="Times New Roman"/>
                 <w:sz w:val="26"/>
                 <w:szCs w:val="26"/>
-                <w:lang w:val="en-US"/>
               </w:rPr>
               <m:t>-</m:t>
             </m:r>
@@ -1770,7 +1941,6 @@
           <w:rFonts w:ascii="Times New Roman" w:eastAsiaTheme="minorEastAsia" w:hAnsi="Times New Roman" w:cs="Times New Roman"/>
           <w:sz w:val="26"/>
           <w:szCs w:val="26"/>
-          <w:lang w:val="en-US"/>
         </w:rPr>
         <w:tab/>
       </w:r>
@@ -1779,7 +1949,6 @@
           <w:rFonts w:ascii="Times New Roman" w:eastAsiaTheme="minorEastAsia" w:hAnsi="Times New Roman" w:cs="Times New Roman"/>
           <w:sz w:val="26"/>
           <w:szCs w:val="26"/>
-          <w:lang w:val="en-US"/>
         </w:rPr>
         <w:tab/>
       </w:r>
@@ -1788,7 +1957,6 @@
           <w:rFonts w:ascii="Times New Roman" w:eastAsiaTheme="minorEastAsia" w:hAnsi="Times New Roman" w:cs="Times New Roman"/>
           <w:sz w:val="26"/>
           <w:szCs w:val="26"/>
-          <w:lang w:val="en-US"/>
         </w:rPr>
         <w:tab/>
       </w:r>
@@ -1797,7 +1965,6 @@
           <w:rFonts w:ascii="Times New Roman" w:eastAsiaTheme="minorEastAsia" w:hAnsi="Times New Roman" w:cs="Times New Roman"/>
           <w:sz w:val="26"/>
           <w:szCs w:val="26"/>
-          <w:lang w:val="en-US"/>
         </w:rPr>
         <w:tab/>
       </w:r>
@@ -1806,7 +1973,6 @@
           <w:rFonts w:ascii="Times New Roman" w:eastAsiaTheme="minorEastAsia" w:hAnsi="Times New Roman" w:cs="Times New Roman"/>
           <w:sz w:val="26"/>
           <w:szCs w:val="26"/>
-          <w:lang w:val="en-US"/>
         </w:rPr>
         <w:tab/>
       </w:r>
@@ -1815,7 +1981,6 @@
           <w:rFonts w:ascii="Times New Roman" w:eastAsiaTheme="minorEastAsia" w:hAnsi="Times New Roman" w:cs="Times New Roman"/>
           <w:sz w:val="26"/>
           <w:szCs w:val="26"/>
-          <w:lang w:val="en-US"/>
         </w:rPr>
         <w:tab/>
       </w:r>
@@ -1927,23 +2092,7 @@
           <w:sz w:val="26"/>
           <w:szCs w:val="26"/>
         </w:rPr>
-        <w:t>, а верхний индекс (+</w:t>
-      </w:r>
-      <w:r>
-        <w:rPr>
-          <w:rFonts w:ascii="Times New Roman" w:eastAsiaTheme="minorEastAsia" w:hAnsi="Times New Roman" w:cs="Times New Roman"/>
-          <w:sz w:val="26"/>
-          <w:szCs w:val="26"/>
-        </w:rPr>
-        <w:t>)</w:t>
-      </w:r>
-      <w:r>
-        <w:rPr>
-          <w:rFonts w:ascii="Times New Roman" w:eastAsiaTheme="minorEastAsia" w:hAnsi="Times New Roman" w:cs="Times New Roman"/>
-          <w:sz w:val="26"/>
-          <w:szCs w:val="26"/>
-        </w:rPr>
-        <w:t xml:space="preserve"> для максимальных значений компонент.</w:t>
+        <w:t>, а верхний индекс (+) для максимальных значений компонент.</w:t>
       </w:r>
       <w:r>
         <w:rPr>
@@ -1953,8 +2102,6 @@
         </w:rPr>
         <w:t xml:space="preserve"> </w:t>
       </w:r>
-      <w:bookmarkStart w:id="0" w:name="_GoBack"/>
-      <w:bookmarkEnd w:id="0"/>
       <w:r>
         <w:rPr>
           <w:rFonts w:ascii="Times New Roman" w:hAnsi="Times New Roman" w:cs="Times New Roman"/>
@@ -2092,15 +2239,7 @@
             <w:sz w:val="26"/>
             <w:szCs w:val="26"/>
           </w:rPr>
-          <m:t>-</m:t>
-        </m:r>
-        <m:r>
-          <w:rPr>
-            <w:rFonts w:ascii="Cambria Math" w:eastAsiaTheme="minorEastAsia" w:hAnsi="Cambria Math" w:cs="Times New Roman"/>
-            <w:sz w:val="26"/>
-            <w:szCs w:val="26"/>
-          </w:rPr>
-          <m:t>0,1</m:t>
+          <m:t>-0,1</m:t>
         </m:r>
       </m:oMath>
       <w:r>
@@ -2109,23 +2248,7 @@
           <w:sz w:val="26"/>
           <w:szCs w:val="26"/>
         </w:rPr>
-        <w:t xml:space="preserve">, то есть </w:t>
-      </w:r>
-      <w:r>
-        <w:rPr>
-          <w:rFonts w:ascii="Times New Roman" w:eastAsiaTheme="minorEastAsia" w:hAnsi="Times New Roman" w:cs="Times New Roman"/>
-          <w:sz w:val="26"/>
-          <w:szCs w:val="26"/>
-        </w:rPr>
-        <w:t>вводится штраф для качества внедрения в</w:t>
-      </w:r>
-      <w:r>
-        <w:rPr>
-          <w:rFonts w:ascii="Times New Roman" w:eastAsiaTheme="minorEastAsia" w:hAnsi="Times New Roman" w:cs="Times New Roman"/>
-          <w:sz w:val="26"/>
-          <w:szCs w:val="26"/>
-        </w:rPr>
-        <w:t xml:space="preserve"> 10%, чтобы отразить неучтенные обстоятельства, которые могут возникнуть в ходе разработки. При этом исключением является уровень УГТ-1 и УГТ-2, где вероятность качественного внедрения низкая, то есть в этих случаях </w:t>
+        <w:t xml:space="preserve">, то есть вводится штраф для качества внедрения в 10%, чтобы отразить неучтенные обстоятельства, которые могут возникнуть в ходе разработки. При этом исключением является уровень УГТ-1 и УГТ-2, где вероятность качественного внедрения низкая, то есть в этих случаях </w:t>
       </w:r>
       <m:oMath>
         <m:sSup>
@@ -2393,7 +2516,53 @@
         </w:rPr>
         <w:t xml:space="preserve"> = {</w:t>
       </w:r>
+    </w:p>
+    <w:p>
+      <w:pPr>
+        <w:tabs>
+          <w:tab w:val="left" w:pos="851"/>
+        </w:tabs>
+        <w:spacing w:after="0" w:line="360" w:lineRule="auto"/>
+        <w:ind w:left="-567" w:firstLine="567"/>
+        <w:jc w:val="both"/>
+        <w:rPr>
+          <w:rFonts w:ascii="Consolas" w:hAnsi="Consolas" w:cs="Times New Roman"/>
+        </w:rPr>
+      </w:pPr>
+      <w:r>
+        <w:rPr>
+          <w:rFonts w:ascii="Consolas" w:hAnsi="Consolas" w:cs="Times New Roman"/>
+        </w:rPr>
+        <w:t>"Оптимизация": {'</w:t>
+      </w:r>
       <w:proofErr w:type="spellStart"/>
+      <w:r>
+        <w:rPr>
+          <w:rFonts w:ascii="Consolas" w:hAnsi="Consolas" w:cs="Times New Roman"/>
+        </w:rPr>
+        <w:t>min</w:t>
+      </w:r>
+      <w:proofErr w:type="spellEnd"/>
+      <w:r>
+        <w:rPr>
+          <w:rFonts w:ascii="Consolas" w:hAnsi="Consolas" w:cs="Times New Roman"/>
+        </w:rPr>
+        <w:t>': 0.1, '</w:t>
+      </w:r>
+      <w:proofErr w:type="spellStart"/>
+      <w:r>
+        <w:rPr>
+          <w:rFonts w:ascii="Consolas" w:hAnsi="Consolas" w:cs="Times New Roman"/>
+        </w:rPr>
+        <w:t>max</w:t>
+      </w:r>
+      <w:proofErr w:type="spellEnd"/>
+      <w:r>
+        <w:rPr>
+          <w:rFonts w:ascii="Consolas" w:hAnsi="Consolas" w:cs="Times New Roman"/>
+        </w:rPr>
+        <w:t>': 0.3},</w:t>
+      </w:r>
     </w:p>
     <w:p>
       <w:pPr>
@@ -2407,18 +2576,64 @@
           <w:rFonts w:ascii="Consolas" w:hAnsi="Consolas" w:cs="Times New Roman"/>
         </w:rPr>
       </w:pPr>
+      <w:r>
+        <w:rPr>
+          <w:rFonts w:ascii="Consolas" w:hAnsi="Consolas" w:cs="Times New Roman"/>
+        </w:rPr>
+        <w:t xml:space="preserve">    "Прогнозирование": {'</w:t>
+      </w:r>
+      <w:proofErr w:type="spellStart"/>
+      <w:r>
+        <w:rPr>
+          <w:rFonts w:ascii="Consolas" w:hAnsi="Consolas" w:cs="Times New Roman"/>
+        </w:rPr>
+        <w:t>min</w:t>
+      </w:r>
       <w:proofErr w:type="spellEnd"/>
       <w:r>
         <w:rPr>
           <w:rFonts w:ascii="Consolas" w:hAnsi="Consolas" w:cs="Times New Roman"/>
         </w:rPr>
-        <w:t>"Оптимизация": {'</w:t>
+        <w:t>': 0.1, '</w:t>
       </w:r>
       <w:proofErr w:type="spellStart"/>
       <w:r>
         <w:rPr>
           <w:rFonts w:ascii="Consolas" w:hAnsi="Consolas" w:cs="Times New Roman"/>
         </w:rPr>
+        <w:t>max</w:t>
+      </w:r>
+      <w:proofErr w:type="spellEnd"/>
+      <w:r>
+        <w:rPr>
+          <w:rFonts w:ascii="Consolas" w:hAnsi="Consolas" w:cs="Times New Roman"/>
+        </w:rPr>
+        <w:t>': 0.3},</w:t>
+      </w:r>
+    </w:p>
+    <w:p>
+      <w:pPr>
+        <w:tabs>
+          <w:tab w:val="left" w:pos="851"/>
+        </w:tabs>
+        <w:spacing w:after="0" w:line="360" w:lineRule="auto"/>
+        <w:ind w:left="-567" w:firstLine="567"/>
+        <w:jc w:val="both"/>
+        <w:rPr>
+          <w:rFonts w:ascii="Consolas" w:hAnsi="Consolas" w:cs="Times New Roman"/>
+        </w:rPr>
+      </w:pPr>
+      <w:r>
+        <w:rPr>
+          <w:rFonts w:ascii="Consolas" w:hAnsi="Consolas" w:cs="Times New Roman"/>
+        </w:rPr>
+        <w:t xml:space="preserve">    "Распознавание": {'</w:t>
+      </w:r>
+      <w:proofErr w:type="spellStart"/>
+      <w:r>
+        <w:rPr>
+          <w:rFonts w:ascii="Consolas" w:hAnsi="Consolas" w:cs="Times New Roman"/>
+        </w:rPr>
         <w:t>min</w:t>
       </w:r>
       <w:proofErr w:type="spellEnd"/>
@@ -2426,7 +2641,7 @@
         <w:rPr>
           <w:rFonts w:ascii="Consolas" w:hAnsi="Consolas" w:cs="Times New Roman"/>
         </w:rPr>
-        <w:t>': 0.1, '</w:t>
+        <w:t>': 0.5, '</w:t>
       </w:r>
       <w:proofErr w:type="spellStart"/>
       <w:r>
@@ -2440,7 +2655,7 @@
         <w:rPr>
           <w:rFonts w:ascii="Consolas" w:hAnsi="Consolas" w:cs="Times New Roman"/>
         </w:rPr>
-        <w:t>': 0.3},</w:t>
+        <w:t>': 0.9},</w:t>
       </w:r>
     </w:p>
     <w:p>
@@ -2459,7 +2674,7 @@
         <w:rPr>
           <w:rFonts w:ascii="Consolas" w:hAnsi="Consolas" w:cs="Times New Roman"/>
         </w:rPr>
-        <w:t xml:space="preserve">    "Прогнозирование": {'</w:t>
+        <w:t xml:space="preserve">    "Логистика": {'</w:t>
       </w:r>
       <w:proofErr w:type="spellStart"/>
       <w:r>
@@ -2473,7 +2688,7 @@
         <w:rPr>
           <w:rFonts w:ascii="Consolas" w:hAnsi="Consolas" w:cs="Times New Roman"/>
         </w:rPr>
-        <w:t>': 0.1, '</w:t>
+        <w:t>': 0.05, '</w:t>
       </w:r>
       <w:proofErr w:type="spellStart"/>
       <w:r>
@@ -2487,7 +2702,7 @@
         <w:rPr>
           <w:rFonts w:ascii="Consolas" w:hAnsi="Consolas" w:cs="Times New Roman"/>
         </w:rPr>
-        <w:t>': 0.3},</w:t>
+        <w:t>': 0.15},</w:t>
       </w:r>
     </w:p>
     <w:p>
@@ -2506,182 +2721,70 @@
         <w:rPr>
           <w:rFonts w:ascii="Consolas" w:hAnsi="Consolas" w:cs="Times New Roman"/>
         </w:rPr>
-        <w:t xml:space="preserve">    "</w:t>
-      </w:r>
-      <w:r>
+        <w:t xml:space="preserve">    "Комбинаторный поиск": {'min': 0.05, 'max': 0.1}</w:t>
+      </w:r>
+    </w:p>
+    <w:p>
+      <w:pPr>
+        <w:tabs>
+          <w:tab w:val="left" w:pos="851"/>
+        </w:tabs>
+        <w:spacing w:after="0" w:line="360" w:lineRule="auto"/>
+        <w:ind w:left="-567" w:firstLine="567"/>
+        <w:jc w:val="both"/>
         <w:rPr>
           <w:rFonts w:ascii="Consolas" w:hAnsi="Consolas" w:cs="Times New Roman"/>
         </w:rPr>
-        <w:t>Распознавание</w:t>
-      </w:r>
+      </w:pPr>
       <w:r>
         <w:rPr>
           <w:rFonts w:ascii="Consolas" w:hAnsi="Consolas" w:cs="Times New Roman"/>
         </w:rPr>
-        <w:t>": {'</w:t>
+        <w:t>}.</w:t>
+      </w:r>
+    </w:p>
+    <w:p>
+      <w:pPr>
+        <w:tabs>
+          <w:tab w:val="left" w:pos="851"/>
+        </w:tabs>
+        <w:spacing w:after="0" w:line="360" w:lineRule="auto"/>
+        <w:ind w:left="-567" w:firstLine="567"/>
+        <w:jc w:val="both"/>
+        <w:rPr>
+          <w:rFonts w:ascii="Times New Roman" w:hAnsi="Times New Roman" w:cs="Times New Roman"/>
+          <w:sz w:val="26"/>
+          <w:szCs w:val="26"/>
+        </w:rPr>
+      </w:pPr>
+      <w:r>
+        <w:rPr>
+          <w:rFonts w:ascii="Times New Roman" w:hAnsi="Times New Roman" w:cs="Times New Roman"/>
+          <w:sz w:val="26"/>
+          <w:szCs w:val="26"/>
+        </w:rPr>
+        <w:t>Вероятность реализации качественного внедрения определяется исходя из уровня технологической готовности (УГТ) конкретного технического процесса. Шкала УГТ предлагает градацию от возникновения идеи (УГТ-1) до эксплуатационного применения (УГТ-9). Под каждый уровень была сформирована приблизительная вероятность качественного внедрен</w:t>
+      </w:r>
+      <w:r>
+        <w:rPr>
+          <w:rFonts w:ascii="Times New Roman" w:hAnsi="Times New Roman" w:cs="Times New Roman"/>
+          <w:sz w:val="26"/>
+          <w:szCs w:val="26"/>
+        </w:rPr>
+        <w:t xml:space="preserve">ия исходя из </w:t>
       </w:r>
       <w:proofErr w:type="spellStart"/>
       <w:r>
         <w:rPr>
-          <w:rFonts w:ascii="Consolas" w:hAnsi="Consolas" w:cs="Times New Roman"/>
-        </w:rPr>
-        <w:t>min</w:t>
+          <w:rFonts w:ascii="Times New Roman" w:hAnsi="Times New Roman" w:cs="Times New Roman"/>
+          <w:sz w:val="26"/>
+          <w:szCs w:val="26"/>
+        </w:rPr>
+        <w:t>сигмоидной</w:t>
       </w:r>
       <w:proofErr w:type="spellEnd"/>
       <w:r>
         <w:rPr>
-          <w:rFonts w:ascii="Consolas" w:hAnsi="Consolas" w:cs="Times New Roman"/>
-        </w:rPr>
-        <w:t>': 0.5, '</w:t>
-      </w:r>
-      <w:proofErr w:type="spellStart"/>
-      <w:r>
-        <w:rPr>
-          <w:rFonts w:ascii="Consolas" w:hAnsi="Consolas" w:cs="Times New Roman"/>
-        </w:rPr>
-        <w:t>max</w:t>
-      </w:r>
-      <w:proofErr w:type="spellEnd"/>
-      <w:r>
-        <w:rPr>
-          <w:rFonts w:ascii="Consolas" w:hAnsi="Consolas" w:cs="Times New Roman"/>
-        </w:rPr>
-        <w:t>': 0.9},</w:t>
-      </w:r>
-    </w:p>
-    <w:p>
-      <w:pPr>
-        <w:tabs>
-          <w:tab w:val="left" w:pos="851"/>
-        </w:tabs>
-        <w:spacing w:after="0" w:line="360" w:lineRule="auto"/>
-        <w:ind w:left="-567" w:firstLine="567"/>
-        <w:jc w:val="both"/>
-        <w:rPr>
-          <w:rFonts w:ascii="Consolas" w:hAnsi="Consolas" w:cs="Times New Roman"/>
-        </w:rPr>
-      </w:pPr>
-      <w:r>
-        <w:rPr>
-          <w:rFonts w:ascii="Consolas" w:hAnsi="Consolas" w:cs="Times New Roman"/>
-        </w:rPr>
-        <w:t xml:space="preserve">    "Логистика": {'</w:t>
-      </w:r>
-      <w:proofErr w:type="spellStart"/>
-      <w:r>
-        <w:rPr>
-          <w:rFonts w:ascii="Consolas" w:hAnsi="Consolas" w:cs="Times New Roman"/>
-        </w:rPr>
-        <w:t>min</w:t>
-      </w:r>
-      <w:proofErr w:type="spellEnd"/>
-      <w:r>
-        <w:rPr>
-          <w:rFonts w:ascii="Consolas" w:hAnsi="Consolas" w:cs="Times New Roman"/>
-        </w:rPr>
-        <w:t>': 0.05, '</w:t>
-      </w:r>
-      <w:proofErr w:type="spellStart"/>
-      <w:r>
-        <w:rPr>
-          <w:rFonts w:ascii="Consolas" w:hAnsi="Consolas" w:cs="Times New Roman"/>
-        </w:rPr>
-        <w:t>max</w:t>
-      </w:r>
-      <w:proofErr w:type="spellEnd"/>
-      <w:r>
-        <w:rPr>
-          <w:rFonts w:ascii="Consolas" w:hAnsi="Consolas" w:cs="Times New Roman"/>
-        </w:rPr>
-        <w:t>': 0.15},</w:t>
-      </w:r>
-    </w:p>
-    <w:p>
-      <w:pPr>
-        <w:tabs>
-          <w:tab w:val="left" w:pos="851"/>
-        </w:tabs>
-        <w:spacing w:after="0" w:line="360" w:lineRule="auto"/>
-        <w:ind w:left="-567" w:firstLine="567"/>
-        <w:jc w:val="both"/>
-        <w:rPr>
-          <w:rFonts w:ascii="Consolas" w:hAnsi="Consolas" w:cs="Times New Roman"/>
-        </w:rPr>
-      </w:pPr>
-      <w:r>
-        <w:rPr>
-          <w:rFonts w:ascii="Consolas" w:hAnsi="Consolas" w:cs="Times New Roman"/>
-        </w:rPr>
-        <w:t xml:space="preserve">    "Комбинаторный поиск": {'min': 0.05, 'max': 0.1}</w:t>
-      </w:r>
-    </w:p>
-    <w:p>
-      <w:pPr>
-        <w:tabs>
-          <w:tab w:val="left" w:pos="851"/>
-        </w:tabs>
-        <w:spacing w:after="0" w:line="360" w:lineRule="auto"/>
-        <w:ind w:left="-567" w:firstLine="567"/>
-        <w:jc w:val="both"/>
-        <w:rPr>
-          <w:rFonts w:ascii="Consolas" w:hAnsi="Consolas" w:cs="Times New Roman"/>
-        </w:rPr>
-      </w:pPr>
-      <w:r>
-        <w:rPr>
-          <w:rFonts w:ascii="Consolas" w:hAnsi="Consolas" w:cs="Times New Roman"/>
-        </w:rPr>
-        <w:t>}</w:t>
-      </w:r>
-      <w:r>
-        <w:rPr>
-          <w:rFonts w:ascii="Consolas" w:hAnsi="Consolas" w:cs="Times New Roman"/>
-        </w:rPr>
-        <w:t>.</w:t>
-      </w:r>
-    </w:p>
-    <w:p>
-      <w:pPr>
-        <w:tabs>
-          <w:tab w:val="left" w:pos="851"/>
-        </w:tabs>
-        <w:spacing w:after="0" w:line="360" w:lineRule="auto"/>
-        <w:ind w:left="-567" w:firstLine="567"/>
-        <w:jc w:val="both"/>
-        <w:rPr>
-          <w:rFonts w:ascii="Times New Roman" w:hAnsi="Times New Roman" w:cs="Times New Roman"/>
-          <w:sz w:val="26"/>
-          <w:szCs w:val="26"/>
-        </w:rPr>
-      </w:pPr>
-      <w:r>
-        <w:rPr>
-          <w:rFonts w:ascii="Times New Roman" w:hAnsi="Times New Roman" w:cs="Times New Roman"/>
-          <w:sz w:val="26"/>
-          <w:szCs w:val="26"/>
-        </w:rPr>
-        <w:t>Вероятность реализации качественного внедрения определяется исходя из уровня технологической готовности (УГТ) конкретного технического процесса. Шкала УГТ предлагает градацию от возникновения идеи (УГТ-1) до эксплуатационного применения (УГТ-9). Под каждый уровень была сформирована приблизительная вероятность качественного внедрен</w:t>
-      </w:r>
-      <w:r>
-        <w:rPr>
-          <w:rFonts w:ascii="Times New Roman" w:hAnsi="Times New Roman" w:cs="Times New Roman"/>
-          <w:sz w:val="26"/>
-          <w:szCs w:val="26"/>
-        </w:rPr>
-        <w:t xml:space="preserve">ия исходя из </w:t>
-      </w:r>
-      <w:proofErr w:type="spellStart"/>
-      <w:r>
-        <w:rPr>
-          <w:rFonts w:ascii="Times New Roman" w:hAnsi="Times New Roman" w:cs="Times New Roman"/>
-          <w:sz w:val="26"/>
-          <w:szCs w:val="26"/>
-        </w:rPr>
-        <w:t>сигмоидной</w:t>
-      </w:r>
-      <w:proofErr w:type="spellEnd"/>
-      <w:r>
-        <w:rPr>
           <w:rFonts w:ascii="Times New Roman" w:hAnsi="Times New Roman" w:cs="Times New Roman"/>
           <w:sz w:val="26"/>
           <w:szCs w:val="26"/>
@@ -2702,7 +2805,23 @@
           <w:sz w:val="26"/>
           <w:szCs w:val="26"/>
         </w:rPr>
-        <w:t>см. рис. 4).</w:t>
+        <w:t xml:space="preserve">см. рис. </w:t>
+      </w:r>
+      <w:r>
+        <w:rPr>
+          <w:rFonts w:ascii="Times New Roman" w:hAnsi="Times New Roman" w:cs="Times New Roman"/>
+          <w:sz w:val="26"/>
+          <w:szCs w:val="26"/>
+        </w:rPr>
+        <w:t>5</w:t>
+      </w:r>
+      <w:r>
+        <w:rPr>
+          <w:rFonts w:ascii="Times New Roman" w:hAnsi="Times New Roman" w:cs="Times New Roman"/>
+          <w:sz w:val="26"/>
+          <w:szCs w:val="26"/>
+        </w:rPr>
+        <w:t>).</w:t>
       </w:r>
     </w:p>
     <w:p>
@@ -2744,8 +2863,8 @@
         </w:rPr>
         <w:lastRenderedPageBreak/>
         <w:pict>
-          <v:shape id="_x0000_i1028" type="#_x0000_t75" style="width:402pt;height:302.25pt">
-            <v:imagedata r:id="rId8" o:title="Figure_1"/>
+          <v:shape id="_x0000_i1028" type="#_x0000_t75" style="width:402.1pt;height:302.25pt">
+            <v:imagedata r:id="rId9" o:title="Figure_1"/>
           </v:shape>
         </w:pict>
       </w:r>
@@ -2770,7 +2889,24 @@
           <w:sz w:val="26"/>
           <w:szCs w:val="26"/>
         </w:rPr>
-        <w:t>Рис. 4. Распределение вероятности качественного внедрения при разном УГТ</w:t>
+        <w:t xml:space="preserve">Рис. </w:t>
+      </w:r>
+      <w:r>
+        <w:rPr>
+          <w:rFonts w:ascii="Times New Roman" w:hAnsi="Times New Roman" w:cs="Times New Roman"/>
+          <w:sz w:val="26"/>
+          <w:szCs w:val="26"/>
+          <w:lang w:val="en-US"/>
+        </w:rPr>
+        <w:t>5</w:t>
+      </w:r>
+      <w:r>
+        <w:rPr>
+          <w:rFonts w:ascii="Times New Roman" w:hAnsi="Times New Roman" w:cs="Times New Roman"/>
+          <w:sz w:val="26"/>
+          <w:szCs w:val="26"/>
+        </w:rPr>
+        <w:t>. Распределение вероятности качественного внедрения при разном УГТ</w:t>
       </w:r>
     </w:p>
     <w:sectPr>
